--- a/pdf/项目背景.docx
+++ b/pdf/项目背景.docx
@@ -50,20 +50,31 @@
     <w:p>
       <w:pPr>
         <w:spacing w:line="560" w:lineRule="exact"/>
-        <w:ind w:firstLineChars="200" w:firstLine="640"/>
-        <w:rPr>
-          <w:rFonts w:ascii="仿宋" w:eastAsia="仿宋" w:hAnsi="仿宋" w:hint="eastAsia"/>
-          <w:sz w:val="32"/>
-          <w:szCs w:val="32"/>
-        </w:rPr>
-      </w:pPr>
-      <w:r>
-        <w:rPr>
-          <w:rFonts w:ascii="仿宋" w:eastAsia="仿宋" w:hAnsi="仿宋" w:hint="eastAsia"/>
-          <w:sz w:val="32"/>
-          <w:szCs w:val="32"/>
-        </w:rPr>
-        <w:t>神经系统疾病已成为全球最主要的疾病负担之一，对公共健康与社会经济造成持续压力。根据</w:t>
+        <w:ind w:firstLineChars="200" w:firstLine="643"/>
+        <w:rPr>
+          <w:rFonts w:ascii="仿宋" w:eastAsia="仿宋" w:hAnsi="仿宋" w:hint="eastAsia"/>
+          <w:sz w:val="32"/>
+          <w:szCs w:val="32"/>
+        </w:rPr>
+      </w:pPr>
+      <w:commentRangeStart w:id="0"/>
+      <w:r>
+        <w:rPr>
+          <w:rFonts w:ascii="仿宋" w:eastAsia="仿宋" w:hAnsi="仿宋" w:hint="eastAsia"/>
+          <w:b/>
+          <w:bCs/>
+          <w:sz w:val="32"/>
+          <w:szCs w:val="32"/>
+        </w:rPr>
+        <w:t>神经系统疾病已成为全球最主要的疾病负担之一</w:t>
+      </w:r>
+      <w:r>
+        <w:rPr>
+          <w:rFonts w:ascii="仿宋" w:eastAsia="仿宋" w:hAnsi="仿宋" w:hint="eastAsia"/>
+          <w:sz w:val="32"/>
+          <w:szCs w:val="32"/>
+        </w:rPr>
+        <w:t>，对公共健康与社会经济造成持续压力。根据</w:t>
       </w:r>
       <w:r>
         <w:rPr>
@@ -97,25 +108,7 @@
           <w:sz w:val="32"/>
           <w:szCs w:val="32"/>
         </w:rPr>
-        <w:t>受到神经系统相关疾病影响，其疾病负担占全球</w:t>
-      </w:r>
-      <w:proofErr w:type="gramStart"/>
-      <w:r>
-        <w:rPr>
-          <w:rFonts w:ascii="仿宋" w:eastAsia="仿宋" w:hAnsi="仿宋" w:hint="eastAsia"/>
-          <w:sz w:val="32"/>
-          <w:szCs w:val="32"/>
-        </w:rPr>
-        <w:t>总疾病</w:t>
-      </w:r>
-      <w:proofErr w:type="gramEnd"/>
-      <w:r>
-        <w:rPr>
-          <w:rFonts w:ascii="仿宋" w:eastAsia="仿宋" w:hAnsi="仿宋" w:hint="eastAsia"/>
-          <w:sz w:val="32"/>
-          <w:szCs w:val="32"/>
-        </w:rPr>
-        <w:t>负担的</w:t>
+        <w:t>受到神经系统相关疾病影响，其疾病负担占全球总疾病负担的</w:t>
       </w:r>
       <w:r>
         <w:rPr>
@@ -133,15 +126,49 @@
           <w:sz w:val="32"/>
           <w:szCs w:val="32"/>
         </w:rPr>
-        <w:t>。随着人口老龄化进程加速，阿尔茨海默病等神经退行性疾病的发病率持续增长</w:t>
-      </w:r>
-      <w:r>
-        <w:rPr>
-          <w:rFonts w:ascii="仿宋" w:eastAsia="仿宋" w:hAnsi="仿宋" w:hint="eastAsia"/>
-          <w:sz w:val="32"/>
-          <w:szCs w:val="32"/>
-        </w:rPr>
         <w:t>。</w:t>
+      </w:r>
+      <w:commentRangeEnd w:id="0"/>
+      <w:r>
+        <w:rPr>
+          <w:rStyle w:val="af2"/>
+          <w:rFonts w:ascii="仿宋" w:eastAsia="仿宋" w:hAnsi="仿宋" w:hint="eastAsia"/>
+          <w:sz w:val="32"/>
+          <w:szCs w:val="32"/>
+        </w:rPr>
+        <w:commentReference w:id="0"/>
+      </w:r>
+      <w:r>
+        <w:rPr>
+          <w:rFonts w:ascii="仿宋" w:eastAsia="仿宋" w:hAnsi="仿宋" w:hint="eastAsia"/>
+          <w:sz w:val="32"/>
+          <w:szCs w:val="32"/>
+        </w:rPr>
+        <w:t>在未来，</w:t>
+      </w:r>
+      <w:r>
+        <w:rPr>
+          <w:rFonts w:ascii="仿宋" w:eastAsia="仿宋" w:hAnsi="仿宋" w:hint="eastAsia"/>
+          <w:sz w:val="32"/>
+          <w:szCs w:val="32"/>
+        </w:rPr>
+        <w:t>神经退行性疾病发病率</w:t>
+      </w:r>
+      <w:r>
+        <w:rPr>
+          <w:rFonts w:ascii="仿宋" w:eastAsia="仿宋" w:hAnsi="仿宋" w:hint="eastAsia"/>
+          <w:sz w:val="32"/>
+          <w:szCs w:val="32"/>
+        </w:rPr>
+        <w:t>还将</w:t>
+      </w:r>
+      <w:r>
+        <w:rPr>
+          <w:rFonts w:ascii="仿宋" w:eastAsia="仿宋" w:hAnsi="仿宋" w:hint="eastAsia"/>
+          <w:sz w:val="32"/>
+          <w:szCs w:val="32"/>
+        </w:rPr>
+        <w:t>持续上升，呈现显著增长趋势。</w:t>
       </w:r>
     </w:p>
     <w:p>
@@ -149,66 +176,84 @@
         <w:spacing w:line="560" w:lineRule="exact"/>
         <w:ind w:firstLineChars="200" w:firstLine="640"/>
         <w:rPr>
-          <w:rFonts w:ascii="仿宋" w:eastAsia="仿宋" w:hAnsi="仿宋"/>
-          <w:sz w:val="32"/>
-          <w:szCs w:val="32"/>
-        </w:rPr>
-      </w:pPr>
-      <w:r>
-        <w:rPr>
-          <w:rFonts w:ascii="仿宋" w:eastAsia="仿宋" w:hAnsi="仿宋" w:hint="eastAsia"/>
-          <w:sz w:val="32"/>
-          <w:szCs w:val="32"/>
-        </w:rPr>
-        <w:t>随着分子生物学与信息科学的发展，脑疾病研究正由传统实验模式向多组学整合与数据驱动转变。多组学与单细胞测序技术显著提升了对分子网络与细胞异质性的解析能力，同时高通量与自动化实验逐步应用，使多条件比较成为可能。然而，批次差异、培养体系不稳定及环境波动仍会影响数据一致性与可重复性。随着研究不断向高通量与精细化发展，对模型体系的</w:t>
-      </w:r>
-      <w:r>
-        <w:rPr>
-          <w:rFonts w:ascii="仿宋" w:eastAsia="仿宋" w:hAnsi="仿宋" w:hint="eastAsia"/>
-          <w:b/>
-          <w:bCs/>
-          <w:sz w:val="32"/>
-          <w:szCs w:val="32"/>
-        </w:rPr>
-        <w:t>稳定性与</w:t>
-      </w:r>
-      <w:r>
-        <w:rPr>
-          <w:rFonts w:ascii="仿宋" w:eastAsia="仿宋" w:hAnsi="仿宋" w:hint="eastAsia"/>
-          <w:b/>
-          <w:bCs/>
-          <w:sz w:val="32"/>
-          <w:szCs w:val="32"/>
-        </w:rPr>
-        <w:t>批量</w:t>
-      </w:r>
-      <w:proofErr w:type="gramStart"/>
-      <w:r>
-        <w:rPr>
-          <w:rFonts w:ascii="仿宋" w:eastAsia="仿宋" w:hAnsi="仿宋" w:hint="eastAsia"/>
-          <w:b/>
-          <w:bCs/>
-          <w:sz w:val="32"/>
-          <w:szCs w:val="32"/>
-        </w:rPr>
-        <w:t>化</w:t>
-      </w:r>
-      <w:r>
-        <w:rPr>
-          <w:rFonts w:ascii="仿宋" w:eastAsia="仿宋" w:hAnsi="仿宋" w:hint="eastAsia"/>
-          <w:sz w:val="32"/>
-          <w:szCs w:val="32"/>
-        </w:rPr>
-        <w:t>提出</w:t>
-      </w:r>
-      <w:proofErr w:type="gramEnd"/>
-      <w:r>
-        <w:rPr>
-          <w:rFonts w:ascii="仿宋" w:eastAsia="仿宋" w:hAnsi="仿宋" w:hint="eastAsia"/>
-          <w:sz w:val="32"/>
-          <w:szCs w:val="32"/>
-        </w:rPr>
-        <w:t>了更高要求。</w:t>
+          <w:rFonts w:ascii="仿宋" w:eastAsia="仿宋" w:hAnsi="仿宋" w:hint="eastAsia"/>
+          <w:sz w:val="32"/>
+          <w:szCs w:val="32"/>
+        </w:rPr>
+      </w:pPr>
+      <w:r>
+        <w:rPr>
+          <w:rFonts w:ascii="仿宋" w:eastAsia="仿宋" w:hAnsi="仿宋" w:hint="eastAsia"/>
+          <w:sz w:val="32"/>
+          <w:szCs w:val="32"/>
+        </w:rPr>
+        <w:t>随着分子生物学与信息科学的发展，</w:t>
+      </w:r>
+      <w:r>
+        <w:rPr>
+          <w:rFonts w:ascii="仿宋" w:eastAsia="仿宋" w:hAnsi="仿宋" w:hint="eastAsia"/>
+          <w:b/>
+          <w:bCs/>
+          <w:sz w:val="32"/>
+          <w:szCs w:val="32"/>
+        </w:rPr>
+        <w:t>脑疾病研究</w:t>
+      </w:r>
+      <w:r>
+        <w:rPr>
+          <w:rFonts w:ascii="仿宋" w:eastAsia="仿宋" w:hAnsi="仿宋" w:hint="eastAsia"/>
+          <w:b/>
+          <w:bCs/>
+          <w:sz w:val="32"/>
+          <w:szCs w:val="32"/>
+        </w:rPr>
+        <w:t>方向</w:t>
+      </w:r>
+      <w:r>
+        <w:rPr>
+          <w:rFonts w:ascii="仿宋" w:eastAsia="仿宋" w:hAnsi="仿宋" w:hint="eastAsia"/>
+          <w:sz w:val="32"/>
+          <w:szCs w:val="32"/>
+        </w:rPr>
+        <w:t>正由传统实验模式向多组学整合与数据驱动转变。多组学与单细胞测序技术显著提升了对分子网络与细胞异质性的解析能力，同时高通量与自动化实验逐步应用，使多条件比较成为可能。然而，批次差异、培养体系不稳定及环境波动仍会影响数据一致性与可重复性。随着研究不断向高通量与精细化发展，</w:t>
+      </w:r>
+      <w:r>
+        <w:rPr>
+          <w:rFonts w:ascii="仿宋" w:eastAsia="仿宋" w:hAnsi="仿宋" w:hint="eastAsia"/>
+          <w:b/>
+          <w:bCs/>
+          <w:sz w:val="32"/>
+          <w:szCs w:val="32"/>
+        </w:rPr>
+        <w:t>对模型体系的稳定性与</w:t>
+      </w:r>
+      <w:r>
+        <w:rPr>
+          <w:rFonts w:ascii="仿宋" w:eastAsia="仿宋" w:hAnsi="仿宋" w:hint="eastAsia"/>
+          <w:b/>
+          <w:bCs/>
+          <w:sz w:val="32"/>
+          <w:szCs w:val="32"/>
+        </w:rPr>
+        <w:t>批量化</w:t>
+      </w:r>
+      <w:r>
+        <w:rPr>
+          <w:rFonts w:ascii="仿宋" w:eastAsia="仿宋" w:hAnsi="仿宋" w:hint="eastAsia"/>
+          <w:b/>
+          <w:bCs/>
+          <w:sz w:val="32"/>
+          <w:szCs w:val="32"/>
+        </w:rPr>
+        <w:t>提出了更高要求</w:t>
+      </w:r>
+      <w:r>
+        <w:rPr>
+          <w:rFonts w:ascii="仿宋" w:eastAsia="仿宋" w:hAnsi="仿宋" w:hint="eastAsia"/>
+          <w:sz w:val="32"/>
+          <w:szCs w:val="32"/>
+        </w:rPr>
+        <w:t>。</w:t>
       </w:r>
     </w:p>
     <w:p>
@@ -227,27 +272,44 @@
           <w:sz w:val="32"/>
           <w:szCs w:val="32"/>
         </w:rPr>
-        <w:t>在脑疾病研究中，模型系统是连接实验数据与生物学机制的关键。传统动物模型受物种差异限制，难以准确模拟人脑特征，而</w:t>
-      </w:r>
-      <w:proofErr w:type="gramStart"/>
-      <w:r>
-        <w:rPr>
-          <w:rFonts w:ascii="仿宋" w:eastAsia="仿宋" w:hAnsi="仿宋" w:hint="eastAsia"/>
-          <w:sz w:val="32"/>
-          <w:szCs w:val="32"/>
-        </w:rPr>
-        <w:t>人源脑组织</w:t>
-      </w:r>
-      <w:proofErr w:type="gramEnd"/>
-      <w:r>
-        <w:rPr>
-          <w:rFonts w:ascii="仿宋" w:eastAsia="仿宋" w:hAnsi="仿宋" w:hint="eastAsia"/>
-          <w:sz w:val="32"/>
-          <w:szCs w:val="32"/>
-        </w:rPr>
-        <w:t>样本虽相关性高，但受伦理与来源限制，难以开展系统性研究。近年来，</w:t>
-      </w:r>
-      <w:proofErr w:type="gramStart"/>
+        <w:t>在脑疾病研究中，模型系统是连接实验数据与生物学机制的关键。</w:t>
+      </w:r>
+      <w:r>
+        <w:rPr>
+          <w:rFonts w:ascii="仿宋" w:eastAsia="仿宋" w:hAnsi="仿宋" w:hint="eastAsia"/>
+          <w:b/>
+          <w:bCs/>
+          <w:sz w:val="32"/>
+          <w:szCs w:val="32"/>
+        </w:rPr>
+        <w:t>传统动物模型</w:t>
+      </w:r>
+      <w:r>
+        <w:rPr>
+          <w:rFonts w:ascii="仿宋" w:eastAsia="仿宋" w:hAnsi="仿宋" w:hint="eastAsia"/>
+          <w:sz w:val="32"/>
+          <w:szCs w:val="32"/>
+        </w:rPr>
+        <w:t>受物种差异限制，难以准确模拟人脑特征，而</w:t>
+      </w:r>
+      <w:r>
+        <w:rPr>
+          <w:rFonts w:ascii="仿宋" w:eastAsia="仿宋" w:hAnsi="仿宋" w:hint="eastAsia"/>
+          <w:b/>
+          <w:bCs/>
+          <w:sz w:val="32"/>
+          <w:szCs w:val="32"/>
+        </w:rPr>
+        <w:t>人体实验</w:t>
+      </w:r>
+      <w:r>
+        <w:rPr>
+          <w:rFonts w:ascii="仿宋" w:eastAsia="仿宋" w:hAnsi="仿宋" w:hint="eastAsia"/>
+          <w:sz w:val="32"/>
+          <w:szCs w:val="32"/>
+        </w:rPr>
+        <w:t>虽相关性高，但受伦理与来源限制，难以开展系统性研究。近年来，</w:t>
+      </w:r>
       <w:r>
         <w:rPr>
           <w:rFonts w:ascii="仿宋" w:eastAsia="仿宋" w:hAnsi="仿宋" w:hint="eastAsia"/>
@@ -258,7 +320,6 @@
         </w:rPr>
         <w:t>脑类器官</w:t>
       </w:r>
-      <w:proofErr w:type="gramEnd"/>
       <w:r>
         <w:rPr>
           <w:rFonts w:ascii="仿宋" w:eastAsia="仿宋" w:hAnsi="仿宋" w:hint="eastAsia"/>
@@ -296,27 +357,18 @@
         <w:spacing w:line="560" w:lineRule="exact"/>
         <w:ind w:firstLineChars="200" w:firstLine="640"/>
         <w:rPr>
-          <w:rFonts w:ascii="仿宋" w:eastAsia="仿宋" w:hAnsi="仿宋"/>
-          <w:sz w:val="32"/>
-          <w:szCs w:val="32"/>
-        </w:rPr>
-      </w:pPr>
-      <w:r>
-        <w:rPr>
-          <w:rFonts w:ascii="仿宋" w:eastAsia="仿宋" w:hAnsi="仿宋" w:hint="eastAsia"/>
-          <w:sz w:val="32"/>
-          <w:szCs w:val="32"/>
-        </w:rPr>
-        <w:t>首先，类器官形成依赖于细胞自组织过程，起始细胞数量及空间分布的微小差异会在发育早期被放大，导致发育轨迹呈现高度随机性，从而引发显著的结构与功能差。同时，</w:t>
-      </w:r>
-      <w:r>
-        <w:rPr>
-          <w:rFonts w:ascii="仿宋" w:eastAsia="仿宋" w:hAnsi="仿宋" w:hint="eastAsia"/>
-          <w:sz w:val="32"/>
-          <w:szCs w:val="32"/>
-        </w:rPr>
-        <w:lastRenderedPageBreak/>
-        <w:t>类器官对微环境高度敏感，培养过程中信号分子浓度、空间梯度及营养供应的微小波动，均可能影响其分化路径与组织结。</w:t>
+          <w:rFonts w:ascii="仿宋" w:eastAsia="仿宋" w:hAnsi="仿宋" w:hint="eastAsia"/>
+          <w:sz w:val="32"/>
+          <w:szCs w:val="32"/>
+        </w:rPr>
+      </w:pPr>
+      <w:r>
+        <w:rPr>
+          <w:rFonts w:ascii="仿宋" w:eastAsia="仿宋" w:hAnsi="仿宋" w:hint="eastAsia"/>
+          <w:sz w:val="32"/>
+          <w:szCs w:val="32"/>
+        </w:rPr>
+        <w:t>然而，目前类器官在标准化、重复性与规模化培养方面仍面临多重挑战。</w:t>
       </w:r>
     </w:p>
     <w:p>
@@ -324,36 +376,80 @@
         <w:spacing w:line="560" w:lineRule="exact"/>
         <w:ind w:firstLineChars="200" w:firstLine="640"/>
         <w:rPr>
-          <w:rFonts w:ascii="仿宋" w:eastAsia="仿宋" w:hAnsi="仿宋"/>
-          <w:sz w:val="32"/>
-          <w:szCs w:val="32"/>
-        </w:rPr>
-      </w:pPr>
-      <w:r>
-        <w:rPr>
-          <w:rFonts w:ascii="仿宋" w:eastAsia="仿宋" w:hAnsi="仿宋" w:hint="eastAsia"/>
-          <w:sz w:val="32"/>
-          <w:szCs w:val="32"/>
-        </w:rPr>
-        <w:t>其次，现有培养流程仍依赖大量人工操作，包括加液、</w:t>
-      </w:r>
-      <w:proofErr w:type="gramStart"/>
-      <w:r>
-        <w:rPr>
-          <w:rFonts w:ascii="仿宋" w:eastAsia="仿宋" w:hAnsi="仿宋" w:hint="eastAsia"/>
-          <w:sz w:val="32"/>
-          <w:szCs w:val="32"/>
-        </w:rPr>
-        <w:t>换液及</w:t>
-      </w:r>
-      <w:proofErr w:type="gramEnd"/>
-      <w:r>
-        <w:rPr>
-          <w:rFonts w:ascii="仿宋" w:eastAsia="仿宋" w:hAnsi="仿宋" w:hint="eastAsia"/>
-          <w:sz w:val="32"/>
-          <w:szCs w:val="32"/>
-        </w:rPr>
-        <w:t>样本转移等环节，不同实验人员在操作时间、体积控制及操作习惯上的差异，会进一步放大系统的不确定性，导致即使在相同条件下，不同批次间仍存在显著波。</w:t>
+          <w:rFonts w:ascii="仿宋" w:eastAsia="仿宋" w:hAnsi="仿宋" w:hint="eastAsia"/>
+          <w:sz w:val="32"/>
+          <w:szCs w:val="32"/>
+        </w:rPr>
+      </w:pPr>
+      <w:r>
+        <w:rPr>
+          <w:rFonts w:ascii="仿宋" w:eastAsia="仿宋" w:hAnsi="仿宋" w:hint="eastAsia"/>
+          <w:sz w:val="32"/>
+          <w:szCs w:val="32"/>
+        </w:rPr>
+        <w:t>首先，</w:t>
+      </w:r>
+      <w:r>
+        <w:rPr>
+          <w:rFonts w:ascii="仿宋" w:eastAsia="仿宋" w:hAnsi="仿宋" w:hint="eastAsia"/>
+          <w:sz w:val="32"/>
+          <w:szCs w:val="32"/>
+        </w:rPr>
+        <w:t>在</w:t>
+      </w:r>
+      <w:commentRangeStart w:id="1"/>
+      <w:r>
+        <w:rPr>
+          <w:rFonts w:ascii="仿宋" w:eastAsia="仿宋" w:hAnsi="仿宋" w:hint="eastAsia"/>
+          <w:b/>
+          <w:bCs/>
+          <w:sz w:val="32"/>
+          <w:szCs w:val="32"/>
+        </w:rPr>
+        <w:t>标准化</w:t>
+      </w:r>
+      <w:commentRangeEnd w:id="1"/>
+      <w:r>
+        <w:rPr>
+          <w:rStyle w:val="af2"/>
+          <w:rFonts w:ascii="仿宋" w:eastAsia="仿宋" w:hAnsi="仿宋" w:hint="eastAsia"/>
+          <w:sz w:val="32"/>
+          <w:szCs w:val="32"/>
+        </w:rPr>
+        <w:commentReference w:id="1"/>
+      </w:r>
+      <w:r>
+        <w:rPr>
+          <w:rFonts w:ascii="仿宋" w:eastAsia="仿宋" w:hAnsi="仿宋" w:hint="eastAsia"/>
+          <w:sz w:val="32"/>
+          <w:szCs w:val="32"/>
+        </w:rPr>
+        <w:t>层面</w:t>
+      </w:r>
+      <w:r>
+        <w:rPr>
+          <w:rFonts w:ascii="仿宋" w:eastAsia="仿宋" w:hAnsi="仿宋" w:hint="eastAsia"/>
+          <w:sz w:val="32"/>
+          <w:szCs w:val="32"/>
+        </w:rPr>
+        <w:t>，</w:t>
+      </w:r>
+      <w:r>
+        <w:rPr>
+          <w:rFonts w:ascii="仿宋" w:eastAsia="仿宋" w:hAnsi="仿宋" w:hint="eastAsia"/>
+          <w:sz w:val="32"/>
+          <w:szCs w:val="32"/>
+        </w:rPr>
+        <w:t>类器官形成依赖于细胞自组织过</w:t>
+      </w:r>
+      <w:r>
+        <w:rPr>
+          <w:rFonts w:ascii="仿宋" w:eastAsia="仿宋" w:hAnsi="仿宋" w:hint="eastAsia"/>
+          <w:sz w:val="32"/>
+          <w:szCs w:val="32"/>
+        </w:rPr>
+        <w:lastRenderedPageBreak/>
+        <w:t>程，起始细胞数量及空间分布的微小差异会在发育早期被放大，导致发育轨迹呈现高度随机性，从而引发显著的结构与功能差。同时，类器官对微环境高度敏感，培养过程中信号分子浓度、空间梯度及营养供应的微小波动，均可能影响其分化路径与组织结。</w:t>
       </w:r>
     </w:p>
     <w:p>
@@ -361,36 +457,116 @@
         <w:spacing w:line="560" w:lineRule="exact"/>
         <w:ind w:firstLineChars="200" w:firstLine="640"/>
         <w:rPr>
-          <w:rFonts w:ascii="仿宋" w:eastAsia="仿宋" w:hAnsi="仿宋"/>
-          <w:sz w:val="32"/>
-          <w:szCs w:val="32"/>
-        </w:rPr>
-      </w:pPr>
-      <w:r>
-        <w:rPr>
-          <w:rFonts w:ascii="仿宋" w:eastAsia="仿宋" w:hAnsi="仿宋" w:hint="eastAsia"/>
-          <w:sz w:val="32"/>
-          <w:szCs w:val="32"/>
-        </w:rPr>
-        <w:t>此外，传统类器官培养体系多以低通量为主，难以在统一条件下并行处理大量样本，不同实验之间条件难以完全一致，从而限制了多条件比较与大规模数据获取能。上述因素共同制约了类器官在系统性研究中的应用，也表明提升培养过程的稳定性与一致性，是</w:t>
-      </w:r>
-      <w:proofErr w:type="gramStart"/>
-      <w:r>
-        <w:rPr>
-          <w:rFonts w:ascii="仿宋" w:eastAsia="仿宋" w:hAnsi="仿宋" w:hint="eastAsia"/>
-          <w:sz w:val="32"/>
-          <w:szCs w:val="32"/>
-        </w:rPr>
-        <w:t>当前领域</w:t>
-      </w:r>
-      <w:proofErr w:type="gramEnd"/>
-      <w:r>
-        <w:rPr>
-          <w:rFonts w:ascii="仿宋" w:eastAsia="仿宋" w:hAnsi="仿宋" w:hint="eastAsia"/>
-          <w:sz w:val="32"/>
-          <w:szCs w:val="32"/>
-        </w:rPr>
-        <w:t>亟需解决的关键问题。</w:t>
+          <w:rFonts w:ascii="仿宋" w:eastAsia="仿宋" w:hAnsi="仿宋" w:hint="eastAsia"/>
+          <w:sz w:val="32"/>
+          <w:szCs w:val="32"/>
+        </w:rPr>
+      </w:pPr>
+      <w:commentRangeStart w:id="2"/>
+      <w:r>
+        <w:rPr>
+          <w:rFonts w:ascii="仿宋" w:eastAsia="仿宋" w:hAnsi="仿宋" w:hint="eastAsia"/>
+          <w:sz w:val="32"/>
+          <w:szCs w:val="32"/>
+        </w:rPr>
+        <w:t>其次</w:t>
+      </w:r>
+      <w:r>
+        <w:rPr>
+          <w:rFonts w:ascii="仿宋" w:eastAsia="仿宋" w:hAnsi="仿宋" w:hint="eastAsia"/>
+          <w:sz w:val="32"/>
+          <w:szCs w:val="32"/>
+        </w:rPr>
+        <w:t>，在</w:t>
+      </w:r>
+      <w:r>
+        <w:rPr>
+          <w:rFonts w:ascii="仿宋" w:eastAsia="仿宋" w:hAnsi="仿宋" w:hint="eastAsia"/>
+          <w:b/>
+          <w:bCs/>
+          <w:sz w:val="32"/>
+          <w:szCs w:val="32"/>
+        </w:rPr>
+        <w:t>重复性</w:t>
+      </w:r>
+      <w:r>
+        <w:rPr>
+          <w:rFonts w:ascii="仿宋" w:eastAsia="仿宋" w:hAnsi="仿宋" w:hint="eastAsia"/>
+          <w:sz w:val="32"/>
+          <w:szCs w:val="32"/>
+        </w:rPr>
+        <w:t>方面</w:t>
+      </w:r>
+      <w:r>
+        <w:rPr>
+          <w:rFonts w:ascii="仿宋" w:eastAsia="仿宋" w:hAnsi="仿宋" w:hint="eastAsia"/>
+          <w:sz w:val="32"/>
+          <w:szCs w:val="32"/>
+        </w:rPr>
+        <w:t>，现有培养流程仍依赖大量人工操作，包括加液、换液及样本转移等环节，不同实验人员在操作时间、体积控制及操作习惯上的差异，会进一步放大系统的不确定性，导致即使在相同条件下，不同批次间仍存在显著波。</w:t>
+      </w:r>
+      <w:commentRangeEnd w:id="2"/>
+      <w:r>
+        <w:rPr>
+          <w:rStyle w:val="af2"/>
+          <w:rFonts w:ascii="仿宋" w:eastAsia="仿宋" w:hAnsi="仿宋" w:hint="eastAsia"/>
+          <w:sz w:val="32"/>
+          <w:szCs w:val="32"/>
+        </w:rPr>
+        <w:commentReference w:id="2"/>
+      </w:r>
+    </w:p>
+    <w:p>
+      <w:pPr>
+        <w:spacing w:line="560" w:lineRule="exact"/>
+        <w:ind w:firstLineChars="200" w:firstLine="640"/>
+        <w:rPr>
+          <w:rFonts w:ascii="仿宋" w:eastAsia="仿宋" w:hAnsi="仿宋" w:hint="eastAsia"/>
+          <w:sz w:val="32"/>
+          <w:szCs w:val="32"/>
+        </w:rPr>
+      </w:pPr>
+      <w:r>
+        <w:rPr>
+          <w:rFonts w:ascii="仿宋" w:eastAsia="仿宋" w:hAnsi="仿宋" w:hint="eastAsia"/>
+          <w:sz w:val="32"/>
+          <w:szCs w:val="32"/>
+        </w:rPr>
+        <w:t>此外</w:t>
+      </w:r>
+      <w:r>
+        <w:rPr>
+          <w:rFonts w:ascii="仿宋" w:eastAsia="仿宋" w:hAnsi="仿宋" w:hint="eastAsia"/>
+          <w:sz w:val="32"/>
+          <w:szCs w:val="32"/>
+        </w:rPr>
+        <w:t>，在</w:t>
+      </w:r>
+      <w:r>
+        <w:rPr>
+          <w:rFonts w:ascii="仿宋" w:eastAsia="仿宋" w:hAnsi="仿宋" w:hint="eastAsia"/>
+          <w:b/>
+          <w:bCs/>
+          <w:sz w:val="32"/>
+          <w:szCs w:val="32"/>
+        </w:rPr>
+        <w:t>规模化</w:t>
+      </w:r>
+      <w:r>
+        <w:rPr>
+          <w:rFonts w:ascii="仿宋" w:eastAsia="仿宋" w:hAnsi="仿宋" w:hint="eastAsia"/>
+          <w:sz w:val="32"/>
+          <w:szCs w:val="32"/>
+        </w:rPr>
+        <w:t>方面</w:t>
+      </w:r>
+      <w:r>
+        <w:rPr>
+          <w:rFonts w:ascii="仿宋" w:eastAsia="仿宋" w:hAnsi="仿宋" w:hint="eastAsia"/>
+          <w:sz w:val="32"/>
+          <w:szCs w:val="32"/>
+        </w:rPr>
+        <w:t>，传统类器官培养体系多以低通量为主，难以在统一条件下并行处理大量样本，不同实验之间条件难以完全一致，从而限制了多条件比较与大规模数据获取能。上述因素共同制约了类器官在系统性研究中的应用，也表明提升培养过程的稳定性与一致性，是当前领域亟需解决的关键问题。</w:t>
       </w:r>
     </w:p>
     <w:p>
@@ -398,22 +574,52 @@
         <w:spacing w:line="560" w:lineRule="exact"/>
         <w:ind w:firstLineChars="200" w:firstLine="643"/>
         <w:rPr>
-          <w:rFonts w:ascii="方正小标宋简体" w:eastAsia="方正小标宋简体" w:hAnsi="仿宋"/>
-          <w:b/>
-          <w:bCs/>
-          <w:sz w:val="32"/>
-          <w:szCs w:val="32"/>
-        </w:rPr>
-      </w:pPr>
-      <w:r>
-        <w:rPr>
           <w:rFonts w:ascii="方正小标宋简体" w:eastAsia="方正小标宋简体" w:hAnsi="仿宋" w:hint="eastAsia"/>
           <w:b/>
           <w:bCs/>
           <w:sz w:val="32"/>
           <w:szCs w:val="32"/>
         </w:rPr>
-        <w:t>产业需求释放，政策红利叠加，我们应运而生</w:t>
+      </w:pPr>
+      <w:r>
+        <w:rPr>
+          <w:rFonts w:ascii="方正小标宋简体" w:eastAsia="方正小标宋简体" w:hAnsi="仿宋" w:hint="eastAsia"/>
+          <w:b/>
+          <w:bCs/>
+          <w:sz w:val="32"/>
+          <w:szCs w:val="32"/>
+        </w:rPr>
+        <w:t>类器官</w:t>
+      </w:r>
+      <w:r>
+        <w:rPr>
+          <w:rFonts w:ascii="方正小标宋简体" w:eastAsia="方正小标宋简体" w:hAnsi="仿宋" w:hint="eastAsia"/>
+          <w:b/>
+          <w:bCs/>
+          <w:sz w:val="32"/>
+          <w:szCs w:val="32"/>
+        </w:rPr>
+        <w:t>标准化与规模化</w:t>
+      </w:r>
+      <w:r>
+        <w:rPr>
+          <w:rFonts w:ascii="方正小标宋简体" w:eastAsia="方正小标宋简体" w:hAnsi="仿宋" w:hint="eastAsia"/>
+          <w:b/>
+          <w:bCs/>
+          <w:sz w:val="32"/>
+          <w:szCs w:val="32"/>
+        </w:rPr>
+        <w:t>窗口</w:t>
+      </w:r>
+      <w:r>
+        <w:rPr>
+          <w:rFonts w:ascii="方正小标宋简体" w:eastAsia="方正小标宋简体" w:hAnsi="仿宋" w:hint="eastAsia"/>
+          <w:b/>
+          <w:bCs/>
+          <w:sz w:val="32"/>
+          <w:szCs w:val="32"/>
+        </w:rPr>
+        <w:t>已到</w:t>
       </w:r>
     </w:p>
     <w:p>
@@ -421,34 +627,58 @@
         <w:spacing w:line="560" w:lineRule="exact"/>
         <w:ind w:firstLineChars="200" w:firstLine="640"/>
         <w:rPr>
+          <w:rFonts w:ascii="仿宋" w:eastAsia="仿宋" w:hAnsi="仿宋" w:hint="eastAsia"/>
+          <w:sz w:val="32"/>
+          <w:szCs w:val="32"/>
+        </w:rPr>
+      </w:pPr>
+      <w:r>
+        <w:rPr>
+          <w:rFonts w:ascii="仿宋" w:eastAsia="仿宋" w:hAnsi="仿宋" w:hint="eastAsia"/>
+          <w:sz w:val="32"/>
+          <w:szCs w:val="32"/>
+        </w:rPr>
+        <w:t>需求方面</w:t>
+      </w:r>
+      <w:r>
+        <w:rPr>
+          <w:rFonts w:ascii="仿宋" w:eastAsia="仿宋" w:hAnsi="仿宋" w:hint="eastAsia"/>
+          <w:sz w:val="32"/>
+          <w:szCs w:val="32"/>
+        </w:rPr>
+        <w:t>：</w:t>
+      </w:r>
+      <w:r>
+        <w:rPr>
           <w:rFonts w:ascii="仿宋" w:eastAsia="仿宋" w:hAnsi="仿宋"/>
           <w:sz w:val="32"/>
           <w:szCs w:val="32"/>
         </w:rPr>
-      </w:pPr>
-      <w:r>
-        <w:rPr>
-          <w:rFonts w:ascii="仿宋" w:eastAsia="仿宋" w:hAnsi="仿宋" w:hint="eastAsia"/>
-          <w:sz w:val="32"/>
-          <w:szCs w:val="32"/>
-        </w:rPr>
-        <w:t>需求方面</w:t>
-      </w:r>
-      <w:r>
-        <w:rPr>
-          <w:rFonts w:ascii="仿宋" w:eastAsia="仿宋" w:hAnsi="仿宋" w:hint="eastAsia"/>
-          <w:sz w:val="32"/>
-          <w:szCs w:val="32"/>
-        </w:rPr>
-        <w:t>：</w:t>
-      </w:r>
-      <w:r>
-        <w:rPr>
-          <w:rFonts w:ascii="仿宋" w:eastAsia="仿宋" w:hAnsi="仿宋" w:hint="eastAsia"/>
-          <w:sz w:val="32"/>
-          <w:szCs w:val="32"/>
-        </w:rPr>
-        <w:t>随着神经系统疾病研究的深入，类器官相关研究需求持续增长，尤其是在脑科学与类脑研究领域，对能够真实模拟人脑结构与功能的高保真体外模型需求愈发迫切。类器官逐渐从基础研究工具转变为关键技术载体，在疾病机制研究等方向中发挥核心作用。</w:t>
+        <w:t xml:space="preserve"> </w:t>
+      </w:r>
+      <w:r>
+        <w:rPr>
+          <w:rFonts w:ascii="仿宋" w:eastAsia="仿宋" w:hAnsi="仿宋" w:hint="eastAsia"/>
+          <w:sz w:val="32"/>
+          <w:szCs w:val="32"/>
+        </w:rPr>
+        <w:t>随着神经系统疾病研究的深入，类器官相关研究需求持续增长，尤其在脑科学与类脑研究领域，对结构与功能稳定、结果可重复的</w:t>
+      </w:r>
+      <w:r>
+        <w:rPr>
+          <w:rFonts w:ascii="仿宋" w:eastAsia="仿宋" w:hAnsi="仿宋" w:hint="eastAsia"/>
+          <w:sz w:val="32"/>
+          <w:szCs w:val="32"/>
+        </w:rPr>
+        <w:t>大批量</w:t>
+      </w:r>
+      <w:r>
+        <w:rPr>
+          <w:rFonts w:ascii="仿宋" w:eastAsia="仿宋" w:hAnsi="仿宋" w:hint="eastAsia"/>
+          <w:sz w:val="32"/>
+          <w:szCs w:val="32"/>
+        </w:rPr>
+        <w:t>体外模型需求愈发迫切。类器官正由探索性研究工具，逐步转变为支撑系统性研究的关键技术载体，这一转变对其标准化水平与批量一致性提出了更高要求。</w:t>
       </w:r>
     </w:p>
     <w:p>
@@ -456,7 +686,7 @@
         <w:spacing w:line="560" w:lineRule="exact"/>
         <w:ind w:firstLineChars="200" w:firstLine="640"/>
         <w:rPr>
-          <w:rFonts w:ascii="仿宋" w:eastAsia="仿宋" w:hAnsi="仿宋"/>
+          <w:rFonts w:ascii="仿宋" w:eastAsia="仿宋" w:hAnsi="仿宋" w:hint="eastAsia"/>
           <w:sz w:val="32"/>
           <w:szCs w:val="32"/>
         </w:rPr>
@@ -475,43 +705,32 @@
           <w:sz w:val="32"/>
           <w:szCs w:val="32"/>
         </w:rPr>
-        <w:t>类器官培养技术与器官芯片平台不断发展，</w:t>
-      </w:r>
-      <w:proofErr w:type="gramStart"/>
-      <w:r>
-        <w:rPr>
-          <w:rFonts w:ascii="仿宋" w:eastAsia="仿宋" w:hAnsi="仿宋" w:hint="eastAsia"/>
-          <w:sz w:val="32"/>
-          <w:szCs w:val="32"/>
-        </w:rPr>
-        <w:t>微流控</w:t>
-      </w:r>
-      <w:proofErr w:type="gramEnd"/>
-      <w:r>
-        <w:rPr>
-          <w:rFonts w:ascii="仿宋" w:eastAsia="仿宋" w:hAnsi="仿宋" w:hint="eastAsia"/>
-          <w:sz w:val="32"/>
-          <w:szCs w:val="32"/>
-        </w:rPr>
-        <w:t>调控、空间</w:t>
-      </w:r>
-      <w:proofErr w:type="gramStart"/>
-      <w:r>
-        <w:rPr>
-          <w:rFonts w:ascii="仿宋" w:eastAsia="仿宋" w:hAnsi="仿宋" w:hint="eastAsia"/>
-          <w:sz w:val="32"/>
-          <w:szCs w:val="32"/>
-        </w:rPr>
-        <w:t>限域培养</w:t>
-      </w:r>
-      <w:proofErr w:type="gramEnd"/>
-      <w:r>
-        <w:rPr>
-          <w:rFonts w:ascii="仿宋" w:eastAsia="仿宋" w:hAnsi="仿宋" w:hint="eastAsia"/>
-          <w:sz w:val="32"/>
-          <w:szCs w:val="32"/>
-        </w:rPr>
-        <w:t>及工程化构建手段逐步完善，使对培养环境的精确控制成为可。这些进展为实现类器官的稳定构建与规模化应用奠定了重要技术基础。</w:t>
+        <w:t>类器官培养技术与器官芯片平台持续发展，</w:t>
+      </w:r>
+      <w:r>
+        <w:rPr>
+          <w:rFonts w:ascii="仿宋" w:eastAsia="仿宋" w:hAnsi="仿宋" w:hint="eastAsia"/>
+          <w:sz w:val="32"/>
+          <w:szCs w:val="32"/>
+        </w:rPr>
+        <w:lastRenderedPageBreak/>
+        <w:t>微流控调控、空间限域培养及工程化构建手段逐步完善，使对培养环境的精确控制与过程可调成为可能。这些技术进展为降低系统随机性、提升培养一致性，并进一步实现</w:t>
+      </w:r>
+      <w:r>
+        <w:rPr>
+          <w:rFonts w:ascii="仿宋" w:eastAsia="仿宋" w:hAnsi="仿宋" w:hint="eastAsia"/>
+          <w:sz w:val="32"/>
+          <w:szCs w:val="32"/>
+        </w:rPr>
+        <w:t>标准</w:t>
+      </w:r>
+      <w:r>
+        <w:rPr>
+          <w:rFonts w:ascii="仿宋" w:eastAsia="仿宋" w:hAnsi="仿宋" w:hint="eastAsia"/>
+          <w:sz w:val="32"/>
+          <w:szCs w:val="32"/>
+        </w:rPr>
+        <w:t>化与规模化构建奠定了重要基础。</w:t>
       </w:r>
     </w:p>
     <w:p>
@@ -530,17 +749,141 @@
           <w:sz w:val="32"/>
           <w:szCs w:val="32"/>
         </w:rPr>
-        <w:t>政策支持：我国在《“十五五”规划纲要（建议稿）》及《“健康中国2030”规划纲要》中明确提出，要加强脑科学、</w:t>
-      </w:r>
-      <w:r>
-        <w:rPr>
-          <w:rFonts w:ascii="仿宋" w:eastAsia="仿宋" w:hAnsi="仿宋" w:hint="eastAsia"/>
-          <w:sz w:val="32"/>
-          <w:szCs w:val="32"/>
-        </w:rPr>
-        <w:lastRenderedPageBreak/>
-        <w:t>重大疾病防控及生物医药技术创新能力建设；同时，《科技创新2030——脑科学与类脑研究重大项目》将脑科学列为国家前沿科技重点方向之一，《十四五生物经济发展规划》进一步强调发展类器官、器官芯片等新型生物技术平台。这一系列政策持续释放出对高水平体外模型与关键技术体系的明确需求。</w:t>
-      </w:r>
+        <w:t>政策支持：</w:t>
+      </w:r>
+      <w:r>
+        <w:rPr>
+          <w:rFonts w:ascii="仿宋" w:eastAsia="仿宋" w:hAnsi="仿宋" w:hint="eastAsia"/>
+          <w:sz w:val="32"/>
+          <w:szCs w:val="32"/>
+        </w:rPr>
+        <w:t>我国在《“十五五”规划纲要》及《“健康中国2030”规划纲要》中提出加强脑科学与生物医药技术创新能力建设，《科技创新2030——脑科学与类脑研究重大项目》亦将其列为重点方向。相关政策持续强化对高水平体外模型与关键技术体系的需求导向，进一步推动类器官向标准化体系构建与规模化应用能力提升方向发展。</w:t>
+      </w:r>
+    </w:p>
+    <w:p>
+      <w:pPr>
+        <w:spacing w:line="560" w:lineRule="exact"/>
+        <w:ind w:firstLineChars="200" w:firstLine="643"/>
+        <w:rPr>
+          <w:rFonts w:ascii="方正小标宋简体" w:eastAsia="方正小标宋简体" w:hAnsi="仿宋"/>
+          <w:b/>
+          <w:bCs/>
+          <w:sz w:val="32"/>
+          <w:szCs w:val="32"/>
+        </w:rPr>
+      </w:pPr>
+      <w:r>
+        <w:rPr>
+          <w:rFonts w:ascii="方正小标宋简体" w:eastAsia="方正小标宋简体" w:hAnsi="仿宋" w:hint="eastAsia"/>
+          <w:b/>
+          <w:bCs/>
+          <w:sz w:val="32"/>
+          <w:szCs w:val="32"/>
+        </w:rPr>
+        <w:t>社会价值</w:t>
+      </w:r>
+    </w:p>
+    <w:p>
+      <w:pPr>
+        <w:spacing w:line="560" w:lineRule="exact"/>
+        <w:ind w:firstLineChars="200" w:firstLine="643"/>
+        <w:rPr>
+          <w:rFonts w:ascii="仿宋" w:eastAsia="仿宋" w:hAnsi="仿宋" w:hint="eastAsia"/>
+          <w:b/>
+          <w:bCs/>
+          <w:sz w:val="32"/>
+          <w:szCs w:val="32"/>
+        </w:rPr>
+      </w:pPr>
+      <w:r>
+        <w:rPr>
+          <w:rFonts w:ascii="仿宋" w:eastAsia="仿宋" w:hAnsi="仿宋" w:hint="eastAsia"/>
+          <w:b/>
+          <w:bCs/>
+          <w:sz w:val="32"/>
+          <w:szCs w:val="32"/>
+        </w:rPr>
+        <w:t>面向公共健康：缓解重大疾病负担</w:t>
+      </w:r>
+    </w:p>
+    <w:p>
+      <w:pPr>
+        <w:spacing w:line="560" w:lineRule="exact"/>
+        <w:ind w:firstLineChars="200" w:firstLine="640"/>
+        <w:rPr>
+          <w:rFonts w:ascii="仿宋" w:eastAsia="仿宋" w:hAnsi="仿宋" w:hint="eastAsia"/>
+          <w:sz w:val="32"/>
+          <w:szCs w:val="32"/>
+        </w:rPr>
+      </w:pPr>
+    </w:p>
+    <w:p>
+      <w:pPr>
+        <w:spacing w:line="560" w:lineRule="exact"/>
+        <w:ind w:firstLineChars="200" w:firstLine="643"/>
+        <w:rPr>
+          <w:rFonts w:ascii="仿宋" w:eastAsia="仿宋" w:hAnsi="仿宋"/>
+          <w:b/>
+          <w:bCs/>
+          <w:sz w:val="32"/>
+          <w:szCs w:val="32"/>
+        </w:rPr>
+      </w:pPr>
+      <w:r>
+        <w:rPr>
+          <w:rFonts w:ascii="仿宋" w:eastAsia="仿宋" w:hAnsi="仿宋" w:hint="eastAsia"/>
+          <w:b/>
+          <w:bCs/>
+          <w:sz w:val="32"/>
+          <w:szCs w:val="32"/>
+        </w:rPr>
+        <w:t>面向科学研究：提升研究效率与可靠性</w:t>
+      </w:r>
+    </w:p>
+    <w:p>
+      <w:pPr>
+        <w:spacing w:line="560" w:lineRule="exact"/>
+        <w:ind w:firstLineChars="200" w:firstLine="640"/>
+        <w:rPr>
+          <w:rFonts w:ascii="仿宋" w:eastAsia="仿宋" w:hAnsi="仿宋" w:hint="eastAsia"/>
+          <w:sz w:val="32"/>
+          <w:szCs w:val="32"/>
+        </w:rPr>
+      </w:pPr>
+    </w:p>
+    <w:p>
+      <w:pPr>
+        <w:spacing w:line="560" w:lineRule="exact"/>
+        <w:ind w:firstLineChars="200" w:firstLine="643"/>
+        <w:rPr>
+          <w:rFonts w:ascii="仿宋" w:eastAsia="仿宋" w:hAnsi="仿宋"/>
+          <w:b/>
+          <w:bCs/>
+          <w:sz w:val="32"/>
+          <w:szCs w:val="32"/>
+        </w:rPr>
+      </w:pPr>
+      <w:r>
+        <w:rPr>
+          <w:rFonts w:ascii="仿宋" w:eastAsia="仿宋" w:hAnsi="仿宋" w:hint="eastAsia"/>
+          <w:b/>
+          <w:bCs/>
+          <w:sz w:val="32"/>
+          <w:szCs w:val="32"/>
+        </w:rPr>
+        <w:t>面向产业发展：推动生物医药创新与转化</w:t>
+      </w:r>
+    </w:p>
+    <w:p>
+      <w:pPr>
+        <w:spacing w:line="560" w:lineRule="exact"/>
+        <w:ind w:firstLineChars="200" w:firstLine="640"/>
+        <w:rPr>
+          <w:rFonts w:ascii="仿宋" w:eastAsia="仿宋" w:hAnsi="仿宋" w:hint="eastAsia"/>
+          <w:sz w:val="32"/>
+          <w:szCs w:val="32"/>
+        </w:rPr>
+      </w:pPr>
     </w:p>
     <w:sectPr>
       <w:pgSz w:w="11906" w:h="16838"/>
@@ -552,6 +895,95 @@
 </w:document>
 </file>
 
+<file path=word/comments.xml><?xml version="1.0" encoding="utf-8"?>
+<w:comments xmlns:wpc="http://schemas.microsoft.com/office/word/2010/wordprocessingCanvas" xmlns:cx="http://schemas.microsoft.com/office/drawing/2014/chartex" xmlns:cx1="http://schemas.microsoft.com/office/drawing/2015/9/8/chartex" xmlns:cx2="http://schemas.microsoft.com/office/drawing/2015/10/21/chartex" xmlns:cx3="http://schemas.microsoft.com/office/drawing/2016/5/9/chartex" xmlns:cx4="http://schemas.microsoft.com/office/drawing/2016/5/10/chartex" xmlns:cx5="http://schemas.microsoft.com/office/drawing/2016/5/11/chartex" xmlns:cx6="http://schemas.microsoft.com/office/drawing/2016/5/12/chartex" xmlns:cx7="http://schemas.microsoft.com/office/drawing/2016/5/13/chartex" xmlns:cx8="http://schemas.microsoft.com/office/drawing/2016/5/14/chartex" xmlns:mc="http://schemas.openxmlformats.org/markup-compatibility/2006" xmlns:aink="http://schemas.microsoft.com/office/drawing/2016/ink" xmlns:am3d="http://schemas.microsoft.com/office/drawing/2017/model3d" xmlns:o="urn:schemas-microsoft-com:office:office" xmlns:oel="http://schemas.microsoft.com/office/2019/extlst" xmlns:r="http://schemas.openxmlformats.org/officeDocument/2006/relationships" xmlns:m="http://schemas.openxmlformats.org/officeDocument/2006/math" xmlns:v="urn:schemas-microsoft-com:vml" xmlns:wp14="http://schemas.microsoft.com/office/word/2010/wordprocessingDrawing" xmlns:wp="http://schemas.openxmlformats.org/drawingml/2006/wordprocessingDrawing" xmlns:w10="urn:schemas-microsoft-com:office:word" xmlns:w="http://schemas.openxmlformats.org/wordprocessingml/2006/main" xmlns:w14="http://schemas.microsoft.com/office/word/2010/wordml" xmlns:w15="http://schemas.microsoft.com/office/word/2012/wordml" xmlns:w16cex="http://schemas.microsoft.com/office/word/2018/wordml/cex" xmlns:w16cid="http://schemas.microsoft.com/office/word/2016/wordml/cid" xmlns:w16="http://schemas.microsoft.com/office/word/2018/wordml" xmlns:w16du="http://schemas.microsoft.com/office/word/2023/wordml/word16du" xmlns:w16sdtdh="http://schemas.microsoft.com/office/word/2020/wordml/sdtdatahash" xmlns:w16sdtfl="http://schemas.microsoft.com/office/word/2024/wordml/sdtformatlock" xmlns:w16se="http://schemas.microsoft.com/office/word/2015/wordml/symex" xmlns:wpg="http://schemas.microsoft.com/office/word/2010/wordprocessingGroup" xmlns:wpi="http://schemas.microsoft.com/office/word/2010/wordprocessingInk" xmlns:wne="http://schemas.microsoft.com/office/word/2006/wordml" xmlns:wps="http://schemas.microsoft.com/office/word/2010/wordprocessingShape" mc:Ignorable="w14 w15 w16se w16cid w16 w16cex w16sdtdh w16sdtfl w16du wp14">
+  <w:comment w:id="0" w:author="Civet Ruo" w:date="2026-04-13T23:19:00Z" w:initials="CR">
+    <w:p>
+      <w:pPr>
+        <w:pStyle w:val="af3"/>
+      </w:pPr>
+      <w:r>
+        <w:rPr>
+          <w:rStyle w:val="af2"/>
+          <w:rFonts w:hint="eastAsia"/>
+        </w:rPr>
+        <w:annotationRef/>
+      </w:r>
+      <w:r>
+        <w:rPr>
+          <w:rFonts w:hint="eastAsia"/>
+        </w:rPr>
+        <w:t>这一页和其他页模板不一样</w:t>
+      </w:r>
+    </w:p>
+  </w:comment>
+  <w:comment w:id="1" w:author="Civet Ruo" w:date="2026-04-13T23:17:00Z" w:initials="CR">
+    <w:p>
+      <w:pPr>
+        <w:pStyle w:val="af3"/>
+      </w:pPr>
+      <w:r>
+        <w:rPr>
+          <w:rStyle w:val="af2"/>
+          <w:rFonts w:hint="eastAsia"/>
+        </w:rPr>
+        <w:annotationRef/>
+      </w:r>
+      <w:r>
+        <w:rPr>
+          <w:rFonts w:hint="eastAsia"/>
+        </w:rPr>
+        <w:t>出现异质性这个词</w:t>
+      </w:r>
+    </w:p>
+  </w:comment>
+  <w:comment w:id="2" w:author="Civet Ruo" w:date="2026-04-13T23:18:00Z" w:initials="CR">
+    <w:p>
+      <w:pPr>
+        <w:pStyle w:val="af3"/>
+      </w:pPr>
+      <w:r>
+        <w:rPr>
+          <w:rStyle w:val="af2"/>
+          <w:rFonts w:hint="eastAsia"/>
+        </w:rPr>
+        <w:annotationRef/>
+      </w:r>
+      <w:r>
+        <w:rPr>
+          <w:rFonts w:hint="eastAsia"/>
+        </w:rPr>
+        <w:t>核心技术出来后改</w:t>
+      </w:r>
+    </w:p>
+  </w:comment>
+</w:comments>
+</file>
+
+<file path=word/commentsExtended.xml><?xml version="1.0" encoding="utf-8"?>
+<w15:commentsEx xmlns:wpc="http://schemas.microsoft.com/office/word/2010/wordprocessingCanvas" xmlns:cx="http://schemas.microsoft.com/office/drawing/2014/chartex" xmlns:cx1="http://schemas.microsoft.com/office/drawing/2015/9/8/chartex" xmlns:cx2="http://schemas.microsoft.com/office/drawing/2015/10/21/chartex" xmlns:cx3="http://schemas.microsoft.com/office/drawing/2016/5/9/chartex" xmlns:cx4="http://schemas.microsoft.com/office/drawing/2016/5/10/chartex" xmlns:cx5="http://schemas.microsoft.com/office/drawing/2016/5/11/chartex" xmlns:cx6="http://schemas.microsoft.com/office/drawing/2016/5/12/chartex" xmlns:cx7="http://schemas.microsoft.com/office/drawing/2016/5/13/chartex" xmlns:cx8="http://schemas.microsoft.com/office/drawing/2016/5/14/chartex" xmlns:mc="http://schemas.openxmlformats.org/markup-compatibility/2006" xmlns:aink="http://schemas.microsoft.com/office/drawing/2016/ink" xmlns:am3d="http://schemas.microsoft.com/office/drawing/2017/model3d" xmlns:o="urn:schemas-microsoft-com:office:office" xmlns:oel="http://schemas.microsoft.com/office/2019/extlst" xmlns:r="http://schemas.openxmlformats.org/officeDocument/2006/relationships" xmlns:m="http://schemas.openxmlformats.org/officeDocument/2006/math" xmlns:v="urn:schemas-microsoft-com:vml" xmlns:wp14="http://schemas.microsoft.com/office/word/2010/wordprocessingDrawing" xmlns:wp="http://schemas.openxmlformats.org/drawingml/2006/wordprocessingDrawing" xmlns:w10="urn:schemas-microsoft-com:office:word" xmlns:w="http://schemas.openxmlformats.org/wordprocessingml/2006/main" xmlns:w14="http://schemas.microsoft.com/office/word/2010/wordml" xmlns:w15="http://schemas.microsoft.com/office/word/2012/wordml" xmlns:w16cex="http://schemas.microsoft.com/office/word/2018/wordml/cex" xmlns:w16cid="http://schemas.microsoft.com/office/word/2016/wordml/cid" xmlns:w16="http://schemas.microsoft.com/office/word/2018/wordml" xmlns:w16du="http://schemas.microsoft.com/office/word/2023/wordml/word16du" xmlns:w16sdtdh="http://schemas.microsoft.com/office/word/2020/wordml/sdtdatahash" xmlns:w16sdtfl="http://schemas.microsoft.com/office/word/2024/wordml/sdtformatlock" xmlns:w16se="http://schemas.microsoft.com/office/word/2015/wordml/symex" xmlns:wpg="http://schemas.microsoft.com/office/word/2010/wordprocessingGroup" xmlns:wpi="http://schemas.microsoft.com/office/word/2010/wordprocessingInk" xmlns:wne="http://schemas.microsoft.com/office/word/2006/wordml" xmlns:wps="http://schemas.microsoft.com/office/word/2010/wordprocessingShape" mc:Ignorable="w14 w15 w16se w16cid w16 w16cex w16sdtdh w16sdtfl w16du wp14">
+  <w15:commentEx w15:paraId="25331887" w15:done="0"/>
+  <w15:commentEx w15:paraId="1B69FB1E" w15:done="0"/>
+  <w15:commentEx w15:paraId="56D6B61B" w15:done="0"/>
+</w15:commentsEx>
+</file>
+
+<file path=word/commentsExtensible.xml><?xml version="1.0" encoding="utf-8"?>
+<w16cex:commentsExtensible xmlns:wpc="http://schemas.microsoft.com/office/word/2010/wordprocessingCanvas" xmlns:cx="http://schemas.microsoft.com/office/drawing/2014/chartex" xmlns:cx1="http://schemas.microsoft.com/office/drawing/2015/9/8/chartex" xmlns:cx2="http://schemas.microsoft.com/office/drawing/2015/10/21/chartex" xmlns:cx3="http://schemas.microsoft.com/office/drawing/2016/5/9/chartex" xmlns:cx4="http://schemas.microsoft.com/office/drawing/2016/5/10/chartex" xmlns:cx5="http://schemas.microsoft.com/office/drawing/2016/5/11/chartex" xmlns:cx6="http://schemas.microsoft.com/office/drawing/2016/5/12/chartex" xmlns:cx7="http://schemas.microsoft.com/office/drawing/2016/5/13/chartex" xmlns:cx8="http://schemas.microsoft.com/office/drawing/2016/5/14/chartex" xmlns:cr="http://schemas.microsoft.com/office/comments/2020/reactions" xmlns:mc="http://schemas.openxmlformats.org/markup-compatibility/2006" xmlns:aink="http://schemas.microsoft.com/office/drawing/2016/ink" xmlns:am3d="http://schemas.microsoft.com/office/drawing/2017/model3d" xmlns:o="urn:schemas-microsoft-com:office:office" xmlns:oel="http://schemas.microsoft.com/office/2019/extlst" xmlns:r="http://schemas.openxmlformats.org/officeDocument/2006/relationships" xmlns:m="http://schemas.openxmlformats.org/officeDocument/2006/math" xmlns:v="urn:schemas-microsoft-com:vml" xmlns:wp14="http://schemas.microsoft.com/office/word/2010/wordprocessingDrawing" xmlns:wp="http://schemas.openxmlformats.org/drawingml/2006/wordprocessingDrawing" xmlns:w10="urn:schemas-microsoft-com:office:word" xmlns:w="http://schemas.openxmlformats.org/wordprocessingml/2006/main" xmlns:w14="http://schemas.microsoft.com/office/word/2010/wordml" xmlns:w15="http://schemas.microsoft.com/office/word/2012/wordml" xmlns:w16cex="http://schemas.microsoft.com/office/word/2018/wordml/cex" xmlns:w16cid="http://schemas.microsoft.com/office/word/2016/wordml/cid" xmlns:w16="http://schemas.microsoft.com/office/word/2018/wordml" xmlns:w16du="http://schemas.microsoft.com/office/word/2023/wordml/word16du" xmlns:w16sdtdh="http://schemas.microsoft.com/office/word/2020/wordml/sdtdatahash" xmlns:w16sdtfl="http://schemas.microsoft.com/office/word/2024/wordml/sdtformatlock" xmlns:w16se="http://schemas.microsoft.com/office/word/2015/wordml/symex" xmlns:wpg="http://schemas.microsoft.com/office/word/2010/wordprocessingGroup" xmlns:wpi="http://schemas.microsoft.com/office/word/2010/wordprocessingInk" xmlns:wne="http://schemas.microsoft.com/office/word/2006/wordml" xmlns:wps="http://schemas.microsoft.com/office/word/2010/wordprocessingShape" mc:Ignorable="w14 w15 w16se w16cid w16 w16cex w16sdtdh w16sdtfl cr w16du wp14">
+  <w16cex:commentExtensible w16cex:durableId="0AC9323C" w16cex:dateUtc="2026-04-13T15:19:00Z"/>
+  <w16cex:commentExtensible w16cex:durableId="12680FFD" w16cex:dateUtc="2026-04-13T15:17:00Z"/>
+  <w16cex:commentExtensible w16cex:durableId="5C7278F9" w16cex:dateUtc="2026-04-13T15:18:00Z"/>
+</w16cex:commentsExtensible>
+</file>
+
+<file path=word/commentsIds.xml><?xml version="1.0" encoding="utf-8"?>
+<w16cid:commentsIds xmlns:wpc="http://schemas.microsoft.com/office/word/2010/wordprocessingCanvas" xmlns:cx="http://schemas.microsoft.com/office/drawing/2014/chartex" xmlns:cx1="http://schemas.microsoft.com/office/drawing/2015/9/8/chartex" xmlns:cx2="http://schemas.microsoft.com/office/drawing/2015/10/21/chartex" xmlns:cx3="http://schemas.microsoft.com/office/drawing/2016/5/9/chartex" xmlns:cx4="http://schemas.microsoft.com/office/drawing/2016/5/10/chartex" xmlns:cx5="http://schemas.microsoft.com/office/drawing/2016/5/11/chartex" xmlns:cx6="http://schemas.microsoft.com/office/drawing/2016/5/12/chartex" xmlns:cx7="http://schemas.microsoft.com/office/drawing/2016/5/13/chartex" xmlns:cx8="http://schemas.microsoft.com/office/drawing/2016/5/14/chartex" xmlns:mc="http://schemas.openxmlformats.org/markup-compatibility/2006" xmlns:aink="http://schemas.microsoft.com/office/drawing/2016/ink" xmlns:am3d="http://schemas.microsoft.com/office/drawing/2017/model3d" xmlns:o="urn:schemas-microsoft-com:office:office" xmlns:oel="http://schemas.microsoft.com/office/2019/extlst" xmlns:r="http://schemas.openxmlformats.org/officeDocument/2006/relationships" xmlns:m="http://schemas.openxmlformats.org/officeDocument/2006/math" xmlns:v="urn:schemas-microsoft-com:vml" xmlns:wp14="http://schemas.microsoft.com/office/word/2010/wordprocessingDrawing" xmlns:wp="http://schemas.openxmlformats.org/drawingml/2006/wordprocessingDrawing" xmlns:w10="urn:schemas-microsoft-com:office:word" xmlns:w="http://schemas.openxmlformats.org/wordprocessingml/2006/main" xmlns:w14="http://schemas.microsoft.com/office/word/2010/wordml" xmlns:w15="http://schemas.microsoft.com/office/word/2012/wordml" xmlns:w16cex="http://schemas.microsoft.com/office/word/2018/wordml/cex" xmlns:w16cid="http://schemas.microsoft.com/office/word/2016/wordml/cid" xmlns:w16="http://schemas.microsoft.com/office/word/2018/wordml" xmlns:w16du="http://schemas.microsoft.com/office/word/2023/wordml/word16du" xmlns:w16sdtdh="http://schemas.microsoft.com/office/word/2020/wordml/sdtdatahash" xmlns:w16sdtfl="http://schemas.microsoft.com/office/word/2024/wordml/sdtformatlock" xmlns:w16se="http://schemas.microsoft.com/office/word/2015/wordml/symex" xmlns:wpg="http://schemas.microsoft.com/office/word/2010/wordprocessingGroup" xmlns:wpi="http://schemas.microsoft.com/office/word/2010/wordprocessingInk" xmlns:wne="http://schemas.microsoft.com/office/word/2006/wordml" xmlns:wps="http://schemas.microsoft.com/office/word/2010/wordprocessingShape" mc:Ignorable="w14 w15 w16se w16cid w16 w16cex w16sdtdh w16sdtfl w16du wp14">
+  <w16cid:commentId w16cid:paraId="25331887" w16cid:durableId="0AC9323C"/>
+  <w16cid:commentId w16cid:paraId="1B69FB1E" w16cid:durableId="12680FFD"/>
+  <w16cid:commentId w16cid:paraId="56D6B61B" w16cid:durableId="5C7278F9"/>
+</w16cid:commentsIds>
+</file>
+
 <file path=word/endnotes.xml><?xml version="1.0" encoding="utf-8"?>
 <w:endnotes xmlns:wpc="http://schemas.microsoft.com/office/word/2010/wordprocessingCanvas" xmlns:cx="http://schemas.microsoft.com/office/drawing/2014/chartex" xmlns:cx1="http://schemas.microsoft.com/office/drawing/2015/9/8/chartex" xmlns:cx2="http://schemas.microsoft.com/office/drawing/2015/10/21/chartex" xmlns:cx3="http://schemas.microsoft.com/office/drawing/2016/5/9/chartex" xmlns:cx4="http://schemas.microsoft.com/office/drawing/2016/5/10/chartex" xmlns:cx5="http://schemas.microsoft.com/office/drawing/2016/5/11/chartex" xmlns:cx6="http://schemas.microsoft.com/office/drawing/2016/5/12/chartex" xmlns:cx7="http://schemas.microsoft.com/office/drawing/2016/5/13/chartex" xmlns:cx8="http://schemas.microsoft.com/office/drawing/2016/5/14/chartex" xmlns:mc="http://schemas.openxmlformats.org/markup-compatibility/2006" xmlns:aink="http://schemas.microsoft.com/office/drawing/2016/ink" xmlns:am3d="http://schemas.microsoft.com/office/drawing/2017/model3d" xmlns:o="urn:schemas-microsoft-com:office:office" xmlns:oel="http://schemas.microsoft.com/office/2019/extlst" xmlns:r="http://schemas.openxmlformats.org/officeDocument/2006/relationships" xmlns:m="http://schemas.openxmlformats.org/officeDocument/2006/math" xmlns:v="urn:schemas-microsoft-com:vml" xmlns:wp14="http://schemas.microsoft.com/office/word/2010/wordprocessingDrawing" xmlns:wp="http://schemas.openxmlformats.org/drawingml/2006/wordprocessingDrawing" xmlns:w10="urn:schemas-microsoft-com:office:word" xmlns:w="http://schemas.openxmlformats.org/wordprocessingml/2006/main" xmlns:w14="http://schemas.microsoft.com/office/word/2010/wordml" xmlns:w15="http://schemas.microsoft.com/office/word/2012/wordml" xmlns:w16cex="http://schemas.microsoft.com/office/word/2018/wordml/cex" xmlns:w16cid="http://schemas.microsoft.com/office/word/2016/wordml/cid" xmlns:w16="http://schemas.microsoft.com/office/word/2018/wordml" xmlns:w16du="http://schemas.microsoft.com/office/word/2023/wordml/word16du" xmlns:w16sdtdh="http://schemas.microsoft.com/office/word/2020/wordml/sdtdatahash" xmlns:w16sdtfl="http://schemas.microsoft.com/office/word/2024/wordml/sdtformatlock" xmlns:w16se="http://schemas.microsoft.com/office/word/2015/wordml/symex" xmlns:wpg="http://schemas.microsoft.com/office/word/2010/wordprocessingGroup" xmlns:wpi="http://schemas.microsoft.com/office/word/2010/wordprocessingInk" xmlns:wne="http://schemas.microsoft.com/office/word/2006/wordml" xmlns:wps="http://schemas.microsoft.com/office/word/2010/wordprocessingShape" mc:Ignorable="w14 w15 w16se w16cid w16 w16cex w16sdtdh w16sdtfl w16du wp14">
   <w:endnote w:type="separator" w:id="-1">
@@ -608,6 +1040,14 @@
     </w:p>
   </w:footnote>
 </w:footnotes>
+</file>
+
+<file path=word/people.xml><?xml version="1.0" encoding="utf-8"?>
+<w15:people xmlns:wpc="http://schemas.microsoft.com/office/word/2010/wordprocessingCanvas" xmlns:cx="http://schemas.microsoft.com/office/drawing/2014/chartex" xmlns:cx1="http://schemas.microsoft.com/office/drawing/2015/9/8/chartex" xmlns:cx2="http://schemas.microsoft.com/office/drawing/2015/10/21/chartex" xmlns:cx3="http://schemas.microsoft.com/office/drawing/2016/5/9/chartex" xmlns:cx4="http://schemas.microsoft.com/office/drawing/2016/5/10/chartex" xmlns:cx5="http://schemas.microsoft.com/office/drawing/2016/5/11/chartex" xmlns:cx6="http://schemas.microsoft.com/office/drawing/2016/5/12/chartex" xmlns:cx7="http://schemas.microsoft.com/office/drawing/2016/5/13/chartex" xmlns:cx8="http://schemas.microsoft.com/office/drawing/2016/5/14/chartex" xmlns:mc="http://schemas.openxmlformats.org/markup-compatibility/2006" xmlns:aink="http://schemas.microsoft.com/office/drawing/2016/ink" xmlns:am3d="http://schemas.microsoft.com/office/drawing/2017/model3d" xmlns:o="urn:schemas-microsoft-com:office:office" xmlns:oel="http://schemas.microsoft.com/office/2019/extlst" xmlns:r="http://schemas.openxmlformats.org/officeDocument/2006/relationships" xmlns:m="http://schemas.openxmlformats.org/officeDocument/2006/math" xmlns:v="urn:schemas-microsoft-com:vml" xmlns:wp14="http://schemas.microsoft.com/office/word/2010/wordprocessingDrawing" xmlns:wp="http://schemas.openxmlformats.org/drawingml/2006/wordprocessingDrawing" xmlns:w10="urn:schemas-microsoft-com:office:word" xmlns:w="http://schemas.openxmlformats.org/wordprocessingml/2006/main" xmlns:w14="http://schemas.microsoft.com/office/word/2010/wordml" xmlns:w15="http://schemas.microsoft.com/office/word/2012/wordml" xmlns:w16cex="http://schemas.microsoft.com/office/word/2018/wordml/cex" xmlns:w16cid="http://schemas.microsoft.com/office/word/2016/wordml/cid" xmlns:w16="http://schemas.microsoft.com/office/word/2018/wordml" xmlns:w16du="http://schemas.microsoft.com/office/word/2023/wordml/word16du" xmlns:w16sdtdh="http://schemas.microsoft.com/office/word/2020/wordml/sdtdatahash" xmlns:w16sdtfl="http://schemas.microsoft.com/office/word/2024/wordml/sdtformatlock" xmlns:w16se="http://schemas.microsoft.com/office/word/2015/wordml/symex" xmlns:wpg="http://schemas.microsoft.com/office/word/2010/wordprocessingGroup" xmlns:wpi="http://schemas.microsoft.com/office/word/2010/wordprocessingInk" xmlns:wne="http://schemas.microsoft.com/office/word/2006/wordml" xmlns:wps="http://schemas.microsoft.com/office/word/2010/wordprocessingShape" mc:Ignorable="w14 w15 w16se w16cid w16 w16cex w16sdtdh w16sdtfl w16du wp14">
+  <w15:person w15:author="Civet Ruo">
+    <w15:presenceInfo w15:providerId="Windows Live" w15:userId="adde5375963c3af7"/>
+  </w15:person>
+</w15:people>
 </file>
 
 <file path=word/styles.xml><?xml version="1.0" encoding="utf-8"?>
@@ -1213,6 +1653,7 @@
   <w:style w:type="character" w:default="1" w:styleId="a0">
     <w:name w:val="Default Paragraph Font"/>
     <w:uiPriority w:val="1"/>
+    <w:semiHidden/>
     <w:unhideWhenUsed/>
   </w:style>
   <w:style w:type="table" w:default="1" w:styleId="a1">
@@ -1591,6 +2032,62 @@
     <w:rPr>
       <w:sz w:val="18"/>
       <w:szCs w:val="18"/>
+    </w:rPr>
+  </w:style>
+  <w:style w:type="character" w:styleId="af2">
+    <w:name w:val="annotation reference"/>
+    <w:basedOn w:val="a0"/>
+    <w:uiPriority w:val="99"/>
+    <w:semiHidden/>
+    <w:unhideWhenUsed/>
+    <w:rsid w:val="00F650B2"/>
+    <w:rPr>
+      <w:sz w:val="21"/>
+      <w:szCs w:val="21"/>
+    </w:rPr>
+  </w:style>
+  <w:style w:type="paragraph" w:styleId="af3">
+    <w:name w:val="annotation text"/>
+    <w:basedOn w:val="a"/>
+    <w:link w:val="af4"/>
+    <w:uiPriority w:val="99"/>
+    <w:unhideWhenUsed/>
+    <w:rsid w:val="00F650B2"/>
+    <w:pPr>
+      <w:jc w:val="left"/>
+    </w:pPr>
+  </w:style>
+  <w:style w:type="character" w:customStyle="1" w:styleId="af4">
+    <w:name w:val="批注文字 字符"/>
+    <w:basedOn w:val="a0"/>
+    <w:link w:val="af3"/>
+    <w:uiPriority w:val="99"/>
+    <w:rsid w:val="00F650B2"/>
+  </w:style>
+  <w:style w:type="paragraph" w:styleId="af5">
+    <w:name w:val="annotation subject"/>
+    <w:basedOn w:val="af3"/>
+    <w:next w:val="af3"/>
+    <w:link w:val="af6"/>
+    <w:uiPriority w:val="99"/>
+    <w:semiHidden/>
+    <w:unhideWhenUsed/>
+    <w:rsid w:val="00F650B2"/>
+    <w:rPr>
+      <w:b/>
+      <w:bCs/>
+    </w:rPr>
+  </w:style>
+  <w:style w:type="character" w:customStyle="1" w:styleId="af6">
+    <w:name w:val="批注主题 字符"/>
+    <w:basedOn w:val="af4"/>
+    <w:link w:val="af5"/>
+    <w:uiPriority w:val="99"/>
+    <w:semiHidden/>
+    <w:rsid w:val="00F650B2"/>
+    <w:rPr>
+      <w:b/>
+      <w:bCs/>
     </w:rPr>
   </w:style>
 </w:styles>

--- a/pdf/项目背景.docx
+++ b/pdf/项目背景.docx
@@ -168,7 +168,25 @@
           <w:sz w:val="32"/>
           <w:szCs w:val="32"/>
         </w:rPr>
-        <w:t>持续上升，呈现显著增长趋势。</w:t>
+        <w:t>持续上升，呈现</w:t>
+      </w:r>
+      <w:r>
+        <w:rPr>
+          <w:rFonts w:ascii="仿宋" w:eastAsia="仿宋" w:hAnsi="仿宋" w:hint="eastAsia"/>
+          <w:b/>
+          <w:bCs/>
+          <w:sz w:val="32"/>
+          <w:szCs w:val="32"/>
+        </w:rPr>
+        <w:t>显著增长趋势</w:t>
+      </w:r>
+      <w:r>
+        <w:rPr>
+          <w:rFonts w:ascii="仿宋" w:eastAsia="仿宋" w:hAnsi="仿宋" w:hint="eastAsia"/>
+          <w:sz w:val="32"/>
+          <w:szCs w:val="32"/>
+        </w:rPr>
+        <w:t>。</w:t>
       </w:r>
     </w:p>
     <w:p>
@@ -368,7 +386,50 @@
           <w:sz w:val="32"/>
           <w:szCs w:val="32"/>
         </w:rPr>
-        <w:t>然而，目前类器官在标准化、重复性与规模化培养方面仍面临多重挑战。</w:t>
+        <w:t>然而，目前类器官</w:t>
+      </w:r>
+      <w:r>
+        <w:rPr>
+          <w:rFonts w:ascii="仿宋" w:eastAsia="仿宋" w:hAnsi="仿宋" w:hint="eastAsia"/>
+          <w:sz w:val="32"/>
+          <w:szCs w:val="32"/>
+        </w:rPr>
+        <w:t>存在</w:t>
+      </w:r>
+      <w:commentRangeStart w:id="1"/>
+      <w:r>
+        <w:rPr>
+          <w:rFonts w:ascii="仿宋" w:eastAsia="仿宋" w:hAnsi="仿宋" w:hint="eastAsia"/>
+          <w:sz w:val="32"/>
+          <w:szCs w:val="32"/>
+        </w:rPr>
+        <w:t>异质性</w:t>
+      </w:r>
+      <w:commentRangeEnd w:id="1"/>
+      <w:r>
+        <w:rPr>
+          <w:rStyle w:val="af2"/>
+          <w:rFonts w:ascii="仿宋" w:eastAsia="仿宋" w:hAnsi="仿宋" w:hint="eastAsia"/>
+          <w:sz w:val="32"/>
+          <w:szCs w:val="32"/>
+        </w:rPr>
+        <w:commentReference w:id="1"/>
+      </w:r>
+      <w:r>
+        <w:rPr>
+          <w:rFonts w:ascii="仿宋" w:eastAsia="仿宋" w:hAnsi="仿宋" w:hint="eastAsia"/>
+          <w:sz w:val="32"/>
+          <w:szCs w:val="32"/>
+        </w:rPr>
+        <w:t>，且</w:t>
+      </w:r>
+      <w:r>
+        <w:rPr>
+          <w:rFonts w:ascii="仿宋" w:eastAsia="仿宋" w:hAnsi="仿宋" w:hint="eastAsia"/>
+          <w:sz w:val="32"/>
+          <w:szCs w:val="32"/>
+        </w:rPr>
+        <w:t>重复性与规模化培养方面仍面临多重挑战。</w:t>
       </w:r>
     </w:p>
     <w:p>
@@ -397,50 +458,31 @@
         </w:rPr>
         <w:t>在</w:t>
       </w:r>
-      <w:commentRangeStart w:id="1"/>
-      <w:r>
-        <w:rPr>
-          <w:rFonts w:ascii="仿宋" w:eastAsia="仿宋" w:hAnsi="仿宋" w:hint="eastAsia"/>
-          <w:b/>
-          <w:bCs/>
-          <w:sz w:val="32"/>
-          <w:szCs w:val="32"/>
-        </w:rPr>
-        <w:t>标准化</w:t>
-      </w:r>
-      <w:commentRangeEnd w:id="1"/>
-      <w:r>
-        <w:rPr>
-          <w:rStyle w:val="af2"/>
-          <w:rFonts w:ascii="仿宋" w:eastAsia="仿宋" w:hAnsi="仿宋" w:hint="eastAsia"/>
-          <w:sz w:val="32"/>
-          <w:szCs w:val="32"/>
-        </w:rPr>
-        <w:commentReference w:id="1"/>
-      </w:r>
-      <w:r>
-        <w:rPr>
-          <w:rFonts w:ascii="仿宋" w:eastAsia="仿宋" w:hAnsi="仿宋" w:hint="eastAsia"/>
-          <w:sz w:val="32"/>
-          <w:szCs w:val="32"/>
-        </w:rPr>
-        <w:t>层面</w:t>
-      </w:r>
-      <w:r>
-        <w:rPr>
-          <w:rFonts w:ascii="仿宋" w:eastAsia="仿宋" w:hAnsi="仿宋" w:hint="eastAsia"/>
-          <w:sz w:val="32"/>
-          <w:szCs w:val="32"/>
-        </w:rPr>
-        <w:t>，</w:t>
-      </w:r>
-      <w:r>
-        <w:rPr>
-          <w:rFonts w:ascii="仿宋" w:eastAsia="仿宋" w:hAnsi="仿宋" w:hint="eastAsia"/>
-          <w:sz w:val="32"/>
-          <w:szCs w:val="32"/>
-        </w:rPr>
-        <w:t>类器官形成依赖于细胞自组织过</w:t>
+      <w:r>
+        <w:rPr>
+          <w:rFonts w:ascii="仿宋" w:eastAsia="仿宋" w:hAnsi="仿宋" w:hint="eastAsia"/>
+          <w:b/>
+          <w:bCs/>
+          <w:sz w:val="32"/>
+          <w:szCs w:val="32"/>
+        </w:rPr>
+        <w:t>异质性</w:t>
+      </w:r>
+      <w:r>
+        <w:rPr>
+          <w:rFonts w:ascii="仿宋" w:eastAsia="仿宋" w:hAnsi="仿宋" w:hint="eastAsia"/>
+          <w:sz w:val="32"/>
+          <w:szCs w:val="32"/>
+        </w:rPr>
+        <w:t>方面，</w:t>
+      </w:r>
+      <w:r>
+        <w:rPr>
+          <w:rFonts w:ascii="仿宋" w:eastAsia="仿宋" w:hAnsi="仿宋" w:hint="eastAsia"/>
+          <w:sz w:val="32"/>
+          <w:szCs w:val="32"/>
+        </w:rPr>
+        <w:t>由于类器官培养依赖于起始细胞</w:t>
       </w:r>
       <w:r>
         <w:rPr>
@@ -449,7 +491,15 @@
           <w:szCs w:val="32"/>
         </w:rPr>
         <w:lastRenderedPageBreak/>
-        <w:t>程，起始细胞数量及空间分布的微小差异会在发育早期被放大，导致发育轨迹呈现高度随机性，从而引发显著的结构与功能差。同时，类器官对微环境高度敏感，培养过程中信号分子浓度、空间梯度及营养供应的微小波动，均可能影响其分化路径与组织结。</w:t>
+        <w:t>状态，细胞来源及品质差异会直接影响其发育过程。不同来源或不同批次的干细胞在增殖能力、分化潜能及基因表达状态等方面存在差异，进而导致细胞命运决定呈现不一致性，引发不同样本间在细胞类型组成与比例上的差异。</w:t>
+      </w:r>
+      <w:r>
+        <w:rPr>
+          <w:rFonts w:ascii="仿宋" w:eastAsia="仿宋" w:hAnsi="仿宋" w:hint="eastAsia"/>
+          <w:sz w:val="32"/>
+          <w:szCs w:val="32"/>
+        </w:rPr>
+        <w:t>同时，类器官对微环境高度敏感，培养过程中信号分子浓度、空间梯度及营养供应的微小波动，均可能进一步放大差异，影响其分化路径与组织结构，加剧整体异质性水平。</w:t>
       </w:r>
     </w:p>
     <w:p>
@@ -462,58 +512,37 @@
           <w:szCs w:val="32"/>
         </w:rPr>
       </w:pPr>
-      <w:commentRangeStart w:id="2"/>
-      <w:r>
-        <w:rPr>
-          <w:rFonts w:ascii="仿宋" w:eastAsia="仿宋" w:hAnsi="仿宋" w:hint="eastAsia"/>
-          <w:sz w:val="32"/>
-          <w:szCs w:val="32"/>
-        </w:rPr>
-        <w:t>其次</w:t>
-      </w:r>
-      <w:r>
-        <w:rPr>
-          <w:rFonts w:ascii="仿宋" w:eastAsia="仿宋" w:hAnsi="仿宋" w:hint="eastAsia"/>
-          <w:sz w:val="32"/>
-          <w:szCs w:val="32"/>
-        </w:rPr>
-        <w:t>，在</w:t>
-      </w:r>
-      <w:r>
-        <w:rPr>
-          <w:rFonts w:ascii="仿宋" w:eastAsia="仿宋" w:hAnsi="仿宋" w:hint="eastAsia"/>
-          <w:b/>
-          <w:bCs/>
-          <w:sz w:val="32"/>
-          <w:szCs w:val="32"/>
-        </w:rPr>
-        <w:t>重复性</w:t>
-      </w:r>
-      <w:r>
-        <w:rPr>
-          <w:rFonts w:ascii="仿宋" w:eastAsia="仿宋" w:hAnsi="仿宋" w:hint="eastAsia"/>
-          <w:sz w:val="32"/>
-          <w:szCs w:val="32"/>
-        </w:rPr>
-        <w:t>方面</w:t>
-      </w:r>
-      <w:r>
-        <w:rPr>
-          <w:rFonts w:ascii="仿宋" w:eastAsia="仿宋" w:hAnsi="仿宋" w:hint="eastAsia"/>
-          <w:sz w:val="32"/>
-          <w:szCs w:val="32"/>
-        </w:rPr>
-        <w:t>，现有培养流程仍依赖大量人工操作，包括加液、换液及样本转移等环节，不同实验人员在操作时间、体积控制及操作习惯上的差异，会进一步放大系统的不确定性，导致即使在相同条件下，不同批次间仍存在显著波。</w:t>
-      </w:r>
-      <w:commentRangeEnd w:id="2"/>
-      <w:r>
-        <w:rPr>
-          <w:rStyle w:val="af2"/>
-          <w:rFonts w:ascii="仿宋" w:eastAsia="仿宋" w:hAnsi="仿宋" w:hint="eastAsia"/>
-          <w:sz w:val="32"/>
-          <w:szCs w:val="32"/>
-        </w:rPr>
-        <w:commentReference w:id="2"/>
+      <w:r>
+        <w:rPr>
+          <w:rFonts w:ascii="仿宋" w:eastAsia="仿宋" w:hAnsi="仿宋" w:hint="eastAsia"/>
+          <w:sz w:val="32"/>
+          <w:szCs w:val="32"/>
+        </w:rPr>
+        <w:t>其次，</w:t>
+      </w:r>
+      <w:r>
+        <w:rPr>
+          <w:rFonts w:ascii="仿宋" w:eastAsia="仿宋" w:hAnsi="仿宋" w:hint="eastAsia"/>
+          <w:sz w:val="32"/>
+          <w:szCs w:val="32"/>
+        </w:rPr>
+        <w:t>在重复性方面，类器官培养体系本身存在内在不稳定性。类器官内部结构（如血管网络）主要依赖自组织形成，其数量、空间分布及尺度难以精确控制，不同批次之间难以保持一致</w:t>
+      </w:r>
+      <w:r>
+        <w:rPr>
+          <w:rFonts w:ascii="仿宋" w:eastAsia="仿宋" w:hAnsi="仿宋" w:hint="eastAsia"/>
+          <w:sz w:val="32"/>
+          <w:szCs w:val="32"/>
+        </w:rPr>
+        <w:t>/</w:t>
+      </w:r>
+      <w:r>
+        <w:rPr>
+          <w:rFonts w:ascii="仿宋" w:eastAsia="仿宋" w:hAnsi="仿宋" w:hint="eastAsia"/>
+          <w:sz w:val="32"/>
+          <w:szCs w:val="32"/>
+        </w:rPr>
+        <w:t>培养过程中微环境条件（如ECM组成、力学性质及空间分布）缺乏统一标准，不同体系间存在差异，导致细胞生长状态与分化路径难以稳定复现，从而在相同培养条件下仍表现出显著的批次间差异，限制了类器官体系的可重复性。</w:t>
       </w:r>
     </w:p>
     <w:p>
@@ -609,7 +638,7 @@
           <w:sz w:val="32"/>
           <w:szCs w:val="32"/>
         </w:rPr>
-        <w:t>窗口</w:t>
+        <w:t>研究时机</w:t>
       </w:r>
       <w:r>
         <w:rPr>
@@ -662,7 +691,48 @@
           <w:sz w:val="32"/>
           <w:szCs w:val="32"/>
         </w:rPr>
-        <w:t>随着神经系统疾病研究的深入，类器官相关研究需求持续增长，尤其在脑科学与类脑研究领域，对结构与功能稳定、结果可重复的</w:t>
+        <w:t>随着神经系统疾病研究的深入，类器官相关研究需求持续增长，尤其在</w:t>
+      </w:r>
+      <w:r>
+        <w:rPr>
+          <w:rFonts w:ascii="仿宋" w:eastAsia="仿宋" w:hAnsi="仿宋" w:hint="eastAsia"/>
+          <w:sz w:val="32"/>
+          <w:szCs w:val="32"/>
+        </w:rPr>
+        <w:t>脑疾病</w:t>
+      </w:r>
+      <w:r>
+        <w:rPr>
+          <w:rFonts w:ascii="仿宋" w:eastAsia="仿宋" w:hAnsi="仿宋" w:hint="eastAsia"/>
+          <w:sz w:val="32"/>
+          <w:szCs w:val="32"/>
+        </w:rPr>
+        <w:t>与</w:t>
+      </w:r>
+      <w:r>
+        <w:rPr>
+          <w:rFonts w:ascii="仿宋" w:eastAsia="仿宋" w:hAnsi="仿宋" w:hint="eastAsia"/>
+          <w:sz w:val="32"/>
+          <w:szCs w:val="32"/>
+        </w:rPr>
+        <w:t>脑科学</w:t>
+      </w:r>
+      <w:r>
+        <w:rPr>
+          <w:rFonts w:ascii="仿宋" w:eastAsia="仿宋" w:hAnsi="仿宋" w:hint="eastAsia"/>
+          <w:sz w:val="32"/>
+          <w:szCs w:val="32"/>
+        </w:rPr>
+        <w:t>领域，对结构与</w:t>
+      </w:r>
+      <w:r>
+        <w:rPr>
+          <w:rFonts w:ascii="仿宋" w:eastAsia="仿宋" w:hAnsi="仿宋" w:hint="eastAsia"/>
+          <w:sz w:val="32"/>
+          <w:szCs w:val="32"/>
+        </w:rPr>
+        <w:lastRenderedPageBreak/>
+        <w:t>功能稳定、结果可重复的</w:t>
       </w:r>
       <w:r>
         <w:rPr>
@@ -705,16 +775,7 @@
           <w:sz w:val="32"/>
           <w:szCs w:val="32"/>
         </w:rPr>
-        <w:t>类器官培养技术与器官芯片平台持续发展，</w:t>
-      </w:r>
-      <w:r>
-        <w:rPr>
-          <w:rFonts w:ascii="仿宋" w:eastAsia="仿宋" w:hAnsi="仿宋" w:hint="eastAsia"/>
-          <w:sz w:val="32"/>
-          <w:szCs w:val="32"/>
-        </w:rPr>
-        <w:lastRenderedPageBreak/>
-        <w:t>微流控调控、空间限域培养及工程化构建手段逐步完善，使对培养环境的精确控制与过程可调成为可能。这些技术进展为降低系统随机性、提升培养一致性，并进一步实现</w:t>
+        <w:t>类器官培养技术与器官芯片平台持续发展，微流控调控、空间限域培养及工程化构建手段逐步完善，使对培养环境的精确控制与过程可调成为可能。这些技术进展为降低系统随机性、提升培养一致性，并进一步实现</w:t>
       </w:r>
       <w:r>
         <w:rPr>
@@ -765,7 +826,7 @@
         <w:spacing w:line="560" w:lineRule="exact"/>
         <w:ind w:firstLineChars="200" w:firstLine="643"/>
         <w:rPr>
-          <w:rFonts w:ascii="方正小标宋简体" w:eastAsia="方正小标宋简体" w:hAnsi="仿宋"/>
+          <w:rFonts w:ascii="方正小标宋简体" w:eastAsia="方正小标宋简体" w:hAnsi="仿宋" w:hint="eastAsia"/>
           <w:b/>
           <w:bCs/>
           <w:sz w:val="32"/>
@@ -822,7 +883,7 @@
         <w:spacing w:line="560" w:lineRule="exact"/>
         <w:ind w:firstLineChars="200" w:firstLine="643"/>
         <w:rPr>
-          <w:rFonts w:ascii="仿宋" w:eastAsia="仿宋" w:hAnsi="仿宋"/>
+          <w:rFonts w:ascii="仿宋" w:eastAsia="仿宋" w:hAnsi="仿宋" w:hint="eastAsia"/>
           <w:b/>
           <w:bCs/>
           <w:sz w:val="32"/>
@@ -856,7 +917,7 @@
         <w:spacing w:line="560" w:lineRule="exact"/>
         <w:ind w:firstLineChars="200" w:firstLine="643"/>
         <w:rPr>
-          <w:rFonts w:ascii="仿宋" w:eastAsia="仿宋" w:hAnsi="仿宋"/>
+          <w:rFonts w:ascii="仿宋" w:eastAsia="仿宋" w:hAnsi="仿宋" w:hint="eastAsia"/>
           <w:b/>
           <w:bCs/>
           <w:sz w:val="32"/>
@@ -901,6 +962,9 @@
     <w:p>
       <w:pPr>
         <w:pStyle w:val="af3"/>
+        <w:rPr>
+          <w:rFonts w:hint="eastAsia"/>
+        </w:rPr>
       </w:pPr>
       <w:r>
         <w:rPr>
@@ -917,7 +981,7 @@
       </w:r>
     </w:p>
   </w:comment>
-  <w:comment w:id="1" w:author="Civet Ruo" w:date="2026-04-13T23:17:00Z" w:initials="CR">
+  <w:comment w:id="1" w:author="Civet Ruo" w:date="2026-04-14T21:41:00Z" w:initials="CR">
     <w:p>
       <w:pPr>
         <w:pStyle w:val="af3"/>
@@ -933,27 +997,7 @@
         <w:rPr>
           <w:rFonts w:hint="eastAsia"/>
         </w:rPr>
-        <w:t>出现异质性这个词</w:t>
-      </w:r>
-    </w:p>
-  </w:comment>
-  <w:comment w:id="2" w:author="Civet Ruo" w:date="2026-04-13T23:18:00Z" w:initials="CR">
-    <w:p>
-      <w:pPr>
-        <w:pStyle w:val="af3"/>
-      </w:pPr>
-      <w:r>
-        <w:rPr>
-          <w:rStyle w:val="af2"/>
-          <w:rFonts w:hint="eastAsia"/>
-        </w:rPr>
-        <w:annotationRef/>
-      </w:r>
-      <w:r>
-        <w:rPr>
-          <w:rFonts w:hint="eastAsia"/>
-        </w:rPr>
-        <w:t>核心技术出来后改</w:t>
+        <w:t>这样写真的好听吗</w:t>
       </w:r>
     </w:p>
   </w:comment>
@@ -963,24 +1007,21 @@
 <file path=word/commentsExtended.xml><?xml version="1.0" encoding="utf-8"?>
 <w15:commentsEx xmlns:wpc="http://schemas.microsoft.com/office/word/2010/wordprocessingCanvas" xmlns:cx="http://schemas.microsoft.com/office/drawing/2014/chartex" xmlns:cx1="http://schemas.microsoft.com/office/drawing/2015/9/8/chartex" xmlns:cx2="http://schemas.microsoft.com/office/drawing/2015/10/21/chartex" xmlns:cx3="http://schemas.microsoft.com/office/drawing/2016/5/9/chartex" xmlns:cx4="http://schemas.microsoft.com/office/drawing/2016/5/10/chartex" xmlns:cx5="http://schemas.microsoft.com/office/drawing/2016/5/11/chartex" xmlns:cx6="http://schemas.microsoft.com/office/drawing/2016/5/12/chartex" xmlns:cx7="http://schemas.microsoft.com/office/drawing/2016/5/13/chartex" xmlns:cx8="http://schemas.microsoft.com/office/drawing/2016/5/14/chartex" xmlns:mc="http://schemas.openxmlformats.org/markup-compatibility/2006" xmlns:aink="http://schemas.microsoft.com/office/drawing/2016/ink" xmlns:am3d="http://schemas.microsoft.com/office/drawing/2017/model3d" xmlns:o="urn:schemas-microsoft-com:office:office" xmlns:oel="http://schemas.microsoft.com/office/2019/extlst" xmlns:r="http://schemas.openxmlformats.org/officeDocument/2006/relationships" xmlns:m="http://schemas.openxmlformats.org/officeDocument/2006/math" xmlns:v="urn:schemas-microsoft-com:vml" xmlns:wp14="http://schemas.microsoft.com/office/word/2010/wordprocessingDrawing" xmlns:wp="http://schemas.openxmlformats.org/drawingml/2006/wordprocessingDrawing" xmlns:w10="urn:schemas-microsoft-com:office:word" xmlns:w="http://schemas.openxmlformats.org/wordprocessingml/2006/main" xmlns:w14="http://schemas.microsoft.com/office/word/2010/wordml" xmlns:w15="http://schemas.microsoft.com/office/word/2012/wordml" xmlns:w16cex="http://schemas.microsoft.com/office/word/2018/wordml/cex" xmlns:w16cid="http://schemas.microsoft.com/office/word/2016/wordml/cid" xmlns:w16="http://schemas.microsoft.com/office/word/2018/wordml" xmlns:w16du="http://schemas.microsoft.com/office/word/2023/wordml/word16du" xmlns:w16sdtdh="http://schemas.microsoft.com/office/word/2020/wordml/sdtdatahash" xmlns:w16sdtfl="http://schemas.microsoft.com/office/word/2024/wordml/sdtformatlock" xmlns:w16se="http://schemas.microsoft.com/office/word/2015/wordml/symex" xmlns:wpg="http://schemas.microsoft.com/office/word/2010/wordprocessingGroup" xmlns:wpi="http://schemas.microsoft.com/office/word/2010/wordprocessingInk" xmlns:wne="http://schemas.microsoft.com/office/word/2006/wordml" xmlns:wps="http://schemas.microsoft.com/office/word/2010/wordprocessingShape" mc:Ignorable="w14 w15 w16se w16cid w16 w16cex w16sdtdh w16sdtfl w16du wp14">
   <w15:commentEx w15:paraId="25331887" w15:done="0"/>
-  <w15:commentEx w15:paraId="1B69FB1E" w15:done="0"/>
-  <w15:commentEx w15:paraId="56D6B61B" w15:done="0"/>
+  <w15:commentEx w15:paraId="45DA2660" w15:done="0"/>
 </w15:commentsEx>
 </file>
 
 <file path=word/commentsExtensible.xml><?xml version="1.0" encoding="utf-8"?>
 <w16cex:commentsExtensible xmlns:wpc="http://schemas.microsoft.com/office/word/2010/wordprocessingCanvas" xmlns:cx="http://schemas.microsoft.com/office/drawing/2014/chartex" xmlns:cx1="http://schemas.microsoft.com/office/drawing/2015/9/8/chartex" xmlns:cx2="http://schemas.microsoft.com/office/drawing/2015/10/21/chartex" xmlns:cx3="http://schemas.microsoft.com/office/drawing/2016/5/9/chartex" xmlns:cx4="http://schemas.microsoft.com/office/drawing/2016/5/10/chartex" xmlns:cx5="http://schemas.microsoft.com/office/drawing/2016/5/11/chartex" xmlns:cx6="http://schemas.microsoft.com/office/drawing/2016/5/12/chartex" xmlns:cx7="http://schemas.microsoft.com/office/drawing/2016/5/13/chartex" xmlns:cx8="http://schemas.microsoft.com/office/drawing/2016/5/14/chartex" xmlns:cr="http://schemas.microsoft.com/office/comments/2020/reactions" xmlns:mc="http://schemas.openxmlformats.org/markup-compatibility/2006" xmlns:aink="http://schemas.microsoft.com/office/drawing/2016/ink" xmlns:am3d="http://schemas.microsoft.com/office/drawing/2017/model3d" xmlns:o="urn:schemas-microsoft-com:office:office" xmlns:oel="http://schemas.microsoft.com/office/2019/extlst" xmlns:r="http://schemas.openxmlformats.org/officeDocument/2006/relationships" xmlns:m="http://schemas.openxmlformats.org/officeDocument/2006/math" xmlns:v="urn:schemas-microsoft-com:vml" xmlns:wp14="http://schemas.microsoft.com/office/word/2010/wordprocessingDrawing" xmlns:wp="http://schemas.openxmlformats.org/drawingml/2006/wordprocessingDrawing" xmlns:w10="urn:schemas-microsoft-com:office:word" xmlns:w="http://schemas.openxmlformats.org/wordprocessingml/2006/main" xmlns:w14="http://schemas.microsoft.com/office/word/2010/wordml" xmlns:w15="http://schemas.microsoft.com/office/word/2012/wordml" xmlns:w16cex="http://schemas.microsoft.com/office/word/2018/wordml/cex" xmlns:w16cid="http://schemas.microsoft.com/office/word/2016/wordml/cid" xmlns:w16="http://schemas.microsoft.com/office/word/2018/wordml" xmlns:w16du="http://schemas.microsoft.com/office/word/2023/wordml/word16du" xmlns:w16sdtdh="http://schemas.microsoft.com/office/word/2020/wordml/sdtdatahash" xmlns:w16sdtfl="http://schemas.microsoft.com/office/word/2024/wordml/sdtformatlock" xmlns:w16se="http://schemas.microsoft.com/office/word/2015/wordml/symex" xmlns:wpg="http://schemas.microsoft.com/office/word/2010/wordprocessingGroup" xmlns:wpi="http://schemas.microsoft.com/office/word/2010/wordprocessingInk" xmlns:wne="http://schemas.microsoft.com/office/word/2006/wordml" xmlns:wps="http://schemas.microsoft.com/office/word/2010/wordprocessingShape" mc:Ignorable="w14 w15 w16se w16cid w16 w16cex w16sdtdh w16sdtfl cr w16du wp14">
   <w16cex:commentExtensible w16cex:durableId="0AC9323C" w16cex:dateUtc="2026-04-13T15:19:00Z"/>
-  <w16cex:commentExtensible w16cex:durableId="12680FFD" w16cex:dateUtc="2026-04-13T15:17:00Z"/>
-  <w16cex:commentExtensible w16cex:durableId="5C7278F9" w16cex:dateUtc="2026-04-13T15:18:00Z"/>
+  <w16cex:commentExtensible w16cex:durableId="33DF3FC8" w16cex:dateUtc="2026-04-14T13:41:00Z"/>
 </w16cex:commentsExtensible>
 </file>
 
 <file path=word/commentsIds.xml><?xml version="1.0" encoding="utf-8"?>
 <w16cid:commentsIds xmlns:wpc="http://schemas.microsoft.com/office/word/2010/wordprocessingCanvas" xmlns:cx="http://schemas.microsoft.com/office/drawing/2014/chartex" xmlns:cx1="http://schemas.microsoft.com/office/drawing/2015/9/8/chartex" xmlns:cx2="http://schemas.microsoft.com/office/drawing/2015/10/21/chartex" xmlns:cx3="http://schemas.microsoft.com/office/drawing/2016/5/9/chartex" xmlns:cx4="http://schemas.microsoft.com/office/drawing/2016/5/10/chartex" xmlns:cx5="http://schemas.microsoft.com/office/drawing/2016/5/11/chartex" xmlns:cx6="http://schemas.microsoft.com/office/drawing/2016/5/12/chartex" xmlns:cx7="http://schemas.microsoft.com/office/drawing/2016/5/13/chartex" xmlns:cx8="http://schemas.microsoft.com/office/drawing/2016/5/14/chartex" xmlns:mc="http://schemas.openxmlformats.org/markup-compatibility/2006" xmlns:aink="http://schemas.microsoft.com/office/drawing/2016/ink" xmlns:am3d="http://schemas.microsoft.com/office/drawing/2017/model3d" xmlns:o="urn:schemas-microsoft-com:office:office" xmlns:oel="http://schemas.microsoft.com/office/2019/extlst" xmlns:r="http://schemas.openxmlformats.org/officeDocument/2006/relationships" xmlns:m="http://schemas.openxmlformats.org/officeDocument/2006/math" xmlns:v="urn:schemas-microsoft-com:vml" xmlns:wp14="http://schemas.microsoft.com/office/word/2010/wordprocessingDrawing" xmlns:wp="http://schemas.openxmlformats.org/drawingml/2006/wordprocessingDrawing" xmlns:w10="urn:schemas-microsoft-com:office:word" xmlns:w="http://schemas.openxmlformats.org/wordprocessingml/2006/main" xmlns:w14="http://schemas.microsoft.com/office/word/2010/wordml" xmlns:w15="http://schemas.microsoft.com/office/word/2012/wordml" xmlns:w16cex="http://schemas.microsoft.com/office/word/2018/wordml/cex" xmlns:w16cid="http://schemas.microsoft.com/office/word/2016/wordml/cid" xmlns:w16="http://schemas.microsoft.com/office/word/2018/wordml" xmlns:w16du="http://schemas.microsoft.com/office/word/2023/wordml/word16du" xmlns:w16sdtdh="http://schemas.microsoft.com/office/word/2020/wordml/sdtdatahash" xmlns:w16sdtfl="http://schemas.microsoft.com/office/word/2024/wordml/sdtformatlock" xmlns:w16se="http://schemas.microsoft.com/office/word/2015/wordml/symex" xmlns:wpg="http://schemas.microsoft.com/office/word/2010/wordprocessingGroup" xmlns:wpi="http://schemas.microsoft.com/office/word/2010/wordprocessingInk" xmlns:wne="http://schemas.microsoft.com/office/word/2006/wordml" xmlns:wps="http://schemas.microsoft.com/office/word/2010/wordprocessingShape" mc:Ignorable="w14 w15 w16se w16cid w16 w16cex w16sdtdh w16sdtfl w16du wp14">
   <w16cid:commentId w16cid:paraId="25331887" w16cid:durableId="0AC9323C"/>
-  <w16cid:commentId w16cid:paraId="1B69FB1E" w16cid:durableId="12680FFD"/>
-  <w16cid:commentId w16cid:paraId="56D6B61B" w16cid:durableId="5C7278F9"/>
+  <w16cid:commentId w16cid:paraId="45DA2660" w16cid:durableId="33DF3FC8"/>
 </w16cid:commentsIds>
 </file>
 
@@ -2090,6 +2131,13 @@
       <w:bCs/>
     </w:rPr>
   </w:style>
+  <w:style w:type="paragraph" w:styleId="af7">
+    <w:name w:val="Revision"/>
+    <w:hidden/>
+    <w:uiPriority w:val="99"/>
+    <w:semiHidden/>
+    <w:rsid w:val="005E4241"/>
+  </w:style>
 </w:styles>
 </file>
 

--- a/pdf/项目背景.docx
+++ b/pdf/项目背景.docx
@@ -52,7 +52,7 @@
         <w:spacing w:line="560" w:lineRule="exact"/>
         <w:ind w:firstLineChars="200" w:firstLine="643"/>
         <w:rPr>
-          <w:rFonts w:ascii="仿宋" w:eastAsia="仿宋" w:hAnsi="仿宋" w:hint="eastAsia"/>
+          <w:rFonts w:ascii="仿宋" w:eastAsia="仿宋" w:hAnsi="仿宋"/>
           <w:sz w:val="32"/>
           <w:szCs w:val="32"/>
         </w:rPr>
@@ -187,6 +187,71 @@
           <w:szCs w:val="32"/>
         </w:rPr>
         <w:t>。</w:t>
+      </w:r>
+    </w:p>
+    <w:p>
+      <w:pPr>
+        <w:rPr>
+          <w:rFonts w:ascii="仿宋" w:eastAsia="仿宋" w:hAnsi="仿宋" w:hint="eastAsia"/>
+          <w:sz w:val="32"/>
+          <w:szCs w:val="32"/>
+        </w:rPr>
+      </w:pPr>
+      <w:r>
+        <w:rPr>
+          <w:rFonts w:ascii="仿宋" w:eastAsia="仿宋" w:hAnsi="仿宋"/>
+          <w:noProof/>
+          <w:sz w:val="32"/>
+          <w:szCs w:val="32"/>
+        </w:rPr>
+        <w:drawing>
+          <wp:inline distT="0" distB="0" distL="0" distR="0" wp14:anchorId="74227125" wp14:editId="4A13609D">
+            <wp:extent cx="5264150" cy="3835400"/>
+            <wp:effectExtent l="0" t="0" r="0" b="0"/>
+            <wp:docPr id="229502122" name="图片 1"/>
+            <wp:cNvGraphicFramePr>
+              <a:graphicFrameLocks xmlns:a="http://schemas.openxmlformats.org/drawingml/2006/main" noChangeAspect="1"/>
+            </wp:cNvGraphicFramePr>
+            <a:graphic xmlns:a="http://schemas.openxmlformats.org/drawingml/2006/main">
+              <a:graphicData uri="http://schemas.openxmlformats.org/drawingml/2006/picture">
+                <pic:pic xmlns:pic="http://schemas.openxmlformats.org/drawingml/2006/picture">
+                  <pic:nvPicPr>
+                    <pic:cNvPr id="0" name="Picture 1"/>
+                    <pic:cNvPicPr>
+                      <a:picLocks noChangeAspect="1" noChangeArrowheads="1"/>
+                    </pic:cNvPicPr>
+                  </pic:nvPicPr>
+                  <pic:blipFill>
+                    <a:blip r:embed="rId11">
+                      <a:extLst>
+                        <a:ext uri="{28A0092B-C50C-407E-A947-70E740481C1C}">
+                          <a14:useLocalDpi xmlns:a14="http://schemas.microsoft.com/office/drawing/2010/main" val="0"/>
+                        </a:ext>
+                      </a:extLst>
+                    </a:blip>
+                    <a:srcRect/>
+                    <a:stretch>
+                      <a:fillRect/>
+                    </a:stretch>
+                  </pic:blipFill>
+                  <pic:spPr bwMode="auto">
+                    <a:xfrm>
+                      <a:off x="0" y="0"/>
+                      <a:ext cx="5264150" cy="3835400"/>
+                    </a:xfrm>
+                    <a:prstGeom prst="rect">
+                      <a:avLst/>
+                    </a:prstGeom>
+                    <a:noFill/>
+                    <a:ln>
+                      <a:noFill/>
+                    </a:ln>
+                  </pic:spPr>
+                </pic:pic>
+              </a:graphicData>
+            </a:graphic>
+          </wp:inline>
+        </w:drawing>
       </w:r>
     </w:p>
     <w:p>
@@ -233,7 +298,16 @@
           <w:sz w:val="32"/>
           <w:szCs w:val="32"/>
         </w:rPr>
-        <w:t>正由传统实验模式向多组学整合与数据驱动转变。多组学与单细胞测序技术显著提升了对分子网络与细胞异质性的解析能力，同时高通量与自动化实验逐步应用，使多条件比较成为可能。然而，批次差异、培养体系不稳定及环境波动仍会影响数据一致性与可重复性。随着研究不断向高通量与精细化发展，</w:t>
+        <w:t>正由传统实验模式向多组学整合与数据驱动转变。多组学与单细胞测序技术显著提升了对分子网络与细胞异质性的解析能力，同时高通量与自动化实验逐步应用，使多条件比较成为可能。然而，批次差异、培养体系不稳定及环境波动仍会影响数据一致性与可重复性。随着研究不断向高通量与精细</w:t>
+      </w:r>
+      <w:r>
+        <w:rPr>
+          <w:rFonts w:ascii="仿宋" w:eastAsia="仿宋" w:hAnsi="仿宋" w:hint="eastAsia"/>
+          <w:sz w:val="32"/>
+          <w:szCs w:val="32"/>
+        </w:rPr>
+        <w:lastRenderedPageBreak/>
+        <w:t>化发展，</w:t>
       </w:r>
       <w:r>
         <w:rPr>
@@ -437,7 +511,7 @@
         <w:spacing w:line="560" w:lineRule="exact"/>
         <w:ind w:firstLineChars="200" w:firstLine="640"/>
         <w:rPr>
-          <w:rFonts w:ascii="仿宋" w:eastAsia="仿宋" w:hAnsi="仿宋" w:hint="eastAsia"/>
+          <w:rFonts w:ascii="仿宋" w:eastAsia="仿宋" w:hAnsi="仿宋"/>
           <w:sz w:val="32"/>
           <w:szCs w:val="32"/>
         </w:rPr>
@@ -482,16 +556,7 @@
           <w:sz w:val="32"/>
           <w:szCs w:val="32"/>
         </w:rPr>
-        <w:t>由于类器官培养依赖于起始细胞</w:t>
-      </w:r>
-      <w:r>
-        <w:rPr>
-          <w:rFonts w:ascii="仿宋" w:eastAsia="仿宋" w:hAnsi="仿宋" w:hint="eastAsia"/>
-          <w:sz w:val="32"/>
-          <w:szCs w:val="32"/>
-        </w:rPr>
-        <w:lastRenderedPageBreak/>
-        <w:t>状态，细胞来源及品质差异会直接影响其发育过程。不同来源或不同批次的干细胞在增殖能力、分化潜能及基因表达状态等方面存在差异，进而导致细胞命运决定呈现不一致性，引发不同样本间在细胞类型组成与比例上的差异。</w:t>
+        <w:t>由于类器官培养依赖于起始细胞状态，细胞来源及品质差异会直接影响其发育过程。不同来源或不同批次的干细胞在增殖能力、分化潜能及基因表达状态等方面存在差异，进而导致细胞命运决定呈现不一致性，引发不同样本间在细胞类型组成与比例上的差异。</w:t>
       </w:r>
       <w:r>
         <w:rPr>
@@ -500,6 +565,55 @@
           <w:szCs w:val="32"/>
         </w:rPr>
         <w:t>同时，类器官对微环境高度敏感，培养过程中信号分子浓度、空间梯度及营养供应的微小波动，均可能进一步放大差异，影响其分化路径与组织结构，加剧整体异质性水平。</w:t>
+      </w:r>
+    </w:p>
+    <w:p>
+      <w:pPr>
+        <w:rPr>
+          <w:rFonts w:ascii="仿宋" w:eastAsia="仿宋" w:hAnsi="仿宋" w:hint="eastAsia"/>
+          <w:sz w:val="32"/>
+          <w:szCs w:val="32"/>
+        </w:rPr>
+      </w:pPr>
+      <w:r>
+        <w:rPr>
+          <w:noProof/>
+        </w:rPr>
+        <w:drawing>
+          <wp:inline distT="0" distB="0" distL="0" distR="0" wp14:anchorId="28C0B9D1" wp14:editId="04A53DDA">
+            <wp:extent cx="3537132" cy="1174810"/>
+            <wp:effectExtent l="0" t="0" r="6350" b="6350"/>
+            <wp:docPr id="2003569410" name="图片 1"/>
+            <wp:cNvGraphicFramePr>
+              <a:graphicFrameLocks xmlns:a="http://schemas.openxmlformats.org/drawingml/2006/main" noChangeAspect="1"/>
+            </wp:cNvGraphicFramePr>
+            <a:graphic xmlns:a="http://schemas.openxmlformats.org/drawingml/2006/main">
+              <a:graphicData uri="http://schemas.openxmlformats.org/drawingml/2006/picture">
+                <pic:pic xmlns:pic="http://schemas.openxmlformats.org/drawingml/2006/picture">
+                  <pic:nvPicPr>
+                    <pic:cNvPr id="2003569410" name=""/>
+                    <pic:cNvPicPr/>
+                  </pic:nvPicPr>
+                  <pic:blipFill>
+                    <a:blip r:embed="rId12"/>
+                    <a:stretch>
+                      <a:fillRect/>
+                    </a:stretch>
+                  </pic:blipFill>
+                  <pic:spPr>
+                    <a:xfrm>
+                      <a:off x="0" y="0"/>
+                      <a:ext cx="3537132" cy="1174810"/>
+                    </a:xfrm>
+                    <a:prstGeom prst="rect">
+                      <a:avLst/>
+                    </a:prstGeom>
+                  </pic:spPr>
+                </pic:pic>
+              </a:graphicData>
+            </a:graphic>
+          </wp:inline>
+        </w:drawing>
       </w:r>
     </w:p>
     <w:p>
@@ -507,7 +621,7 @@
         <w:spacing w:line="560" w:lineRule="exact"/>
         <w:ind w:firstLineChars="200" w:firstLine="640"/>
         <w:rPr>
-          <w:rFonts w:ascii="仿宋" w:eastAsia="仿宋" w:hAnsi="仿宋" w:hint="eastAsia"/>
+          <w:rFonts w:ascii="仿宋" w:eastAsia="仿宋" w:hAnsi="仿宋"/>
           <w:sz w:val="32"/>
           <w:szCs w:val="32"/>
         </w:rPr>
@@ -526,23 +640,76 @@
           <w:sz w:val="32"/>
           <w:szCs w:val="32"/>
         </w:rPr>
-        <w:t>在重复性方面，类器官培养体系本身存在内在不稳定性。类器官内部结构（如血管网络）主要依赖自组织形成，其数量、空间分布及尺度难以精确控制，不同批次之间难以保持一致</w:t>
-      </w:r>
-      <w:r>
-        <w:rPr>
-          <w:rFonts w:ascii="仿宋" w:eastAsia="仿宋" w:hAnsi="仿宋" w:hint="eastAsia"/>
-          <w:sz w:val="32"/>
-          <w:szCs w:val="32"/>
-        </w:rPr>
-        <w:t>/</w:t>
-      </w:r>
-      <w:r>
-        <w:rPr>
-          <w:rFonts w:ascii="仿宋" w:eastAsia="仿宋" w:hAnsi="仿宋" w:hint="eastAsia"/>
-          <w:sz w:val="32"/>
-          <w:szCs w:val="32"/>
-        </w:rPr>
-        <w:t>培养过程中微环境条件（如ECM组成、力学性质及空间分布）缺乏统一标准，不同体系间存在差异，导致细胞生长状态与分化路径难以稳定复现，从而在相同培养条件下仍表现出显著的批次间差异，限制了类器官体系的可重复性。</w:t>
+        <w:t>在重复性方面，类器官培养体系本身存在内在不稳定性。类器官内部结构（如血管网络）主要依赖自组织形成，其数量、空间分布及尺度难以精确控制，不同批次之间</w:t>
+      </w:r>
+      <w:r>
+        <w:rPr>
+          <w:rFonts w:ascii="仿宋" w:eastAsia="仿宋" w:hAnsi="仿宋" w:hint="eastAsia"/>
+          <w:sz w:val="32"/>
+          <w:szCs w:val="32"/>
+        </w:rPr>
+        <w:lastRenderedPageBreak/>
+        <w:t>难以保持一致，导致细胞生长状态与分化路径难以稳定复现，从而在相同培养条件下仍表现出显著的批次间差异，限制了类器官体系的可重复性。</w:t>
+      </w:r>
+    </w:p>
+    <w:p>
+      <w:pPr>
+        <w:rPr>
+          <w:rFonts w:ascii="仿宋" w:eastAsia="仿宋" w:hAnsi="仿宋" w:hint="eastAsia"/>
+          <w:sz w:val="32"/>
+          <w:szCs w:val="32"/>
+        </w:rPr>
+      </w:pPr>
+      <w:commentRangeStart w:id="2"/>
+      <w:r>
+        <w:rPr>
+          <w:noProof/>
+        </w:rPr>
+        <w:drawing>
+          <wp:inline distT="0" distB="0" distL="0" distR="0" wp14:anchorId="732682B2" wp14:editId="2770CFCA">
+            <wp:extent cx="3200564" cy="2698889"/>
+            <wp:effectExtent l="0" t="0" r="0" b="6350"/>
+            <wp:docPr id="1593460393" name="图片 1"/>
+            <wp:cNvGraphicFramePr>
+              <a:graphicFrameLocks xmlns:a="http://schemas.openxmlformats.org/drawingml/2006/main" noChangeAspect="1"/>
+            </wp:cNvGraphicFramePr>
+            <a:graphic xmlns:a="http://schemas.openxmlformats.org/drawingml/2006/main">
+              <a:graphicData uri="http://schemas.openxmlformats.org/drawingml/2006/picture">
+                <pic:pic xmlns:pic="http://schemas.openxmlformats.org/drawingml/2006/picture">
+                  <pic:nvPicPr>
+                    <pic:cNvPr id="1593460393" name=""/>
+                    <pic:cNvPicPr/>
+                  </pic:nvPicPr>
+                  <pic:blipFill>
+                    <a:blip r:embed="rId13"/>
+                    <a:stretch>
+                      <a:fillRect/>
+                    </a:stretch>
+                  </pic:blipFill>
+                  <pic:spPr>
+                    <a:xfrm>
+                      <a:off x="0" y="0"/>
+                      <a:ext cx="3200564" cy="2698889"/>
+                    </a:xfrm>
+                    <a:prstGeom prst="rect">
+                      <a:avLst/>
+                    </a:prstGeom>
+                  </pic:spPr>
+                </pic:pic>
+              </a:graphicData>
+            </a:graphic>
+          </wp:inline>
+        </w:drawing>
+      </w:r>
+      <w:commentRangeEnd w:id="2"/>
+      <w:r>
+        <w:rPr>
+          <w:rStyle w:val="af2"/>
+          <w:rFonts w:ascii="仿宋" w:eastAsia="仿宋" w:hAnsi="仿宋" w:hint="eastAsia"/>
+          <w:sz w:val="32"/>
+          <w:szCs w:val="32"/>
+        </w:rPr>
+        <w:commentReference w:id="2"/>
       </w:r>
     </w:p>
     <w:p>
@@ -550,7 +717,7 @@
         <w:spacing w:line="560" w:lineRule="exact"/>
         <w:ind w:firstLineChars="200" w:firstLine="640"/>
         <w:rPr>
-          <w:rFonts w:ascii="仿宋" w:eastAsia="仿宋" w:hAnsi="仿宋" w:hint="eastAsia"/>
+          <w:rFonts w:ascii="仿宋" w:eastAsia="仿宋" w:hAnsi="仿宋"/>
           <w:sz w:val="32"/>
           <w:szCs w:val="32"/>
         </w:rPr>
@@ -596,6 +763,69 @@
           <w:szCs w:val="32"/>
         </w:rPr>
         <w:t>，传统类器官培养体系多以低通量为主，难以在统一条件下并行处理大量样本，不同实验之间条件难以完全一致，从而限制了多条件比较与大规模数据获取能。上述因素共同制约了类器官在系统性研究中的应用，也表明提升培养过程的稳定性与一致性，是当前领域亟需解决的关键问题。</w:t>
+      </w:r>
+    </w:p>
+    <w:p>
+      <w:pPr>
+        <w:rPr>
+          <w:rFonts w:ascii="仿宋" w:eastAsia="仿宋" w:hAnsi="仿宋" w:hint="eastAsia"/>
+          <w:sz w:val="32"/>
+          <w:szCs w:val="32"/>
+        </w:rPr>
+      </w:pPr>
+      <w:r>
+        <w:rPr>
+          <w:noProof/>
+        </w:rPr>
+        <w:lastRenderedPageBreak/>
+        <w:drawing>
+          <wp:inline distT="0" distB="0" distL="0" distR="0" wp14:anchorId="53790B3E" wp14:editId="4054F9ED">
+            <wp:extent cx="5274310" cy="3794125"/>
+            <wp:effectExtent l="0" t="0" r="2540" b="0"/>
+            <wp:docPr id="136907339" name="图片 2"/>
+            <wp:cNvGraphicFramePr>
+              <a:graphicFrameLocks xmlns:a="http://schemas.openxmlformats.org/drawingml/2006/main" noChangeAspect="1"/>
+            </wp:cNvGraphicFramePr>
+            <a:graphic xmlns:a="http://schemas.openxmlformats.org/drawingml/2006/main">
+              <a:graphicData uri="http://schemas.openxmlformats.org/drawingml/2006/picture">
+                <pic:pic xmlns:pic="http://schemas.openxmlformats.org/drawingml/2006/picture">
+                  <pic:nvPicPr>
+                    <pic:cNvPr id="0" name="Picture 2"/>
+                    <pic:cNvPicPr>
+                      <a:picLocks noChangeAspect="1" noChangeArrowheads="1"/>
+                    </pic:cNvPicPr>
+                  </pic:nvPicPr>
+                  <pic:blipFill>
+                    <a:blip r:embed="rId14" cstate="print">
+                      <a:extLst>
+                        <a:ext uri="{28A0092B-C50C-407E-A947-70E740481C1C}">
+                          <a14:useLocalDpi xmlns:a14="http://schemas.microsoft.com/office/drawing/2010/main" val="0"/>
+                        </a:ext>
+                      </a:extLst>
+                    </a:blip>
+                    <a:srcRect/>
+                    <a:stretch>
+                      <a:fillRect/>
+                    </a:stretch>
+                  </pic:blipFill>
+                  <pic:spPr bwMode="auto">
+                    <a:xfrm>
+                      <a:off x="0" y="0"/>
+                      <a:ext cx="5274310" cy="3794125"/>
+                    </a:xfrm>
+                    <a:prstGeom prst="rect">
+                      <a:avLst/>
+                    </a:prstGeom>
+                    <a:noFill/>
+                    <a:ln>
+                      <a:noFill/>
+                    </a:ln>
+                  </pic:spPr>
+                </pic:pic>
+              </a:graphicData>
+            </a:graphic>
+          </wp:inline>
+        </w:drawing>
       </w:r>
     </w:p>
     <w:p>
@@ -723,16 +953,7 @@
           <w:sz w:val="32"/>
           <w:szCs w:val="32"/>
         </w:rPr>
-        <w:t>领域，对结构与</w:t>
-      </w:r>
-      <w:r>
-        <w:rPr>
-          <w:rFonts w:ascii="仿宋" w:eastAsia="仿宋" w:hAnsi="仿宋" w:hint="eastAsia"/>
-          <w:sz w:val="32"/>
-          <w:szCs w:val="32"/>
-        </w:rPr>
-        <w:lastRenderedPageBreak/>
-        <w:t>功能稳定、结果可重复的</w:t>
+        <w:t>领域，对结构与功能稳定、结果可重复的</w:t>
       </w:r>
       <w:r>
         <w:rPr>
@@ -818,7 +1039,16 @@
           <w:sz w:val="32"/>
           <w:szCs w:val="32"/>
         </w:rPr>
-        <w:t>我国在《“十五五”规划纲要》及《“健康中国2030”规划纲要》中提出加强脑科学与生物医药技术创新能力建设，《科技创新2030——脑科学与类脑研究重大项目》亦将其列为重点方向。相关政策持续强化对高水平体外模型与关键技术体系的需求导向，进一步推动类器官向标准化体系构建与规模化应用能力提升方向发展。</w:t>
+        <w:t>我国在《“十五五”规划纲要》及《“健康中</w:t>
+      </w:r>
+      <w:r>
+        <w:rPr>
+          <w:rFonts w:ascii="仿宋" w:eastAsia="仿宋" w:hAnsi="仿宋" w:hint="eastAsia"/>
+          <w:sz w:val="32"/>
+          <w:szCs w:val="32"/>
+        </w:rPr>
+        <w:lastRenderedPageBreak/>
+        <w:t>国2030”规划纲要》中提出加强脑科学与生物医药技术创新能力建设，《科技创新2030——脑科学与类脑研究重大项目》亦将其列为重点方向。相关政策持续强化对高水平体外模型与关键技术体系的需求导向，进一步推动类器官向标准化体系构建与规模化应用能力提升方向发展。</w:t>
       </w:r>
     </w:p>
     <w:p>
@@ -985,6 +1215,9 @@
     <w:p>
       <w:pPr>
         <w:pStyle w:val="af3"/>
+        <w:rPr>
+          <w:rFonts w:hint="eastAsia"/>
+        </w:rPr>
       </w:pPr>
       <w:r>
         <w:rPr>
@@ -999,6 +1232,29 @@
         </w:rPr>
         <w:t>这样写真的好听吗</w:t>
       </w:r>
+    </w:p>
+  </w:comment>
+  <w:comment w:id="2" w:author="Civet Ruo" w:date="2026-04-14T23:04:00Z" w:initials="CR">
+    <w:p>
+      <w:pPr>
+        <w:pStyle w:val="af3"/>
+      </w:pPr>
+      <w:r>
+        <w:rPr>
+          <w:rStyle w:val="af2"/>
+          <w:rFonts w:hint="eastAsia"/>
+        </w:rPr>
+        <w:annotationRef/>
+      </w:r>
+      <w:hyperlink r:id="rId1" w:history="1">
+        <w:r>
+          <w:rPr>
+            <w:rStyle w:val="af8"/>
+            <w:rFonts w:hint="eastAsia"/>
+          </w:rPr>
+          <w:t>https://sbms.bjmu.edu.cn/xyxw/932569b3065a4df7aec0afe9e7803e2e.htm</w:t>
+        </w:r>
+      </w:hyperlink>
     </w:p>
   </w:comment>
 </w:comments>
@@ -1008,6 +1264,7 @@
 <w15:commentsEx xmlns:wpc="http://schemas.microsoft.com/office/word/2010/wordprocessingCanvas" xmlns:cx="http://schemas.microsoft.com/office/drawing/2014/chartex" xmlns:cx1="http://schemas.microsoft.com/office/drawing/2015/9/8/chartex" xmlns:cx2="http://schemas.microsoft.com/office/drawing/2015/10/21/chartex" xmlns:cx3="http://schemas.microsoft.com/office/drawing/2016/5/9/chartex" xmlns:cx4="http://schemas.microsoft.com/office/drawing/2016/5/10/chartex" xmlns:cx5="http://schemas.microsoft.com/office/drawing/2016/5/11/chartex" xmlns:cx6="http://schemas.microsoft.com/office/drawing/2016/5/12/chartex" xmlns:cx7="http://schemas.microsoft.com/office/drawing/2016/5/13/chartex" xmlns:cx8="http://schemas.microsoft.com/office/drawing/2016/5/14/chartex" xmlns:mc="http://schemas.openxmlformats.org/markup-compatibility/2006" xmlns:aink="http://schemas.microsoft.com/office/drawing/2016/ink" xmlns:am3d="http://schemas.microsoft.com/office/drawing/2017/model3d" xmlns:o="urn:schemas-microsoft-com:office:office" xmlns:oel="http://schemas.microsoft.com/office/2019/extlst" xmlns:r="http://schemas.openxmlformats.org/officeDocument/2006/relationships" xmlns:m="http://schemas.openxmlformats.org/officeDocument/2006/math" xmlns:v="urn:schemas-microsoft-com:vml" xmlns:wp14="http://schemas.microsoft.com/office/word/2010/wordprocessingDrawing" xmlns:wp="http://schemas.openxmlformats.org/drawingml/2006/wordprocessingDrawing" xmlns:w10="urn:schemas-microsoft-com:office:word" xmlns:w="http://schemas.openxmlformats.org/wordprocessingml/2006/main" xmlns:w14="http://schemas.microsoft.com/office/word/2010/wordml" xmlns:w15="http://schemas.microsoft.com/office/word/2012/wordml" xmlns:w16cex="http://schemas.microsoft.com/office/word/2018/wordml/cex" xmlns:w16cid="http://schemas.microsoft.com/office/word/2016/wordml/cid" xmlns:w16="http://schemas.microsoft.com/office/word/2018/wordml" xmlns:w16du="http://schemas.microsoft.com/office/word/2023/wordml/word16du" xmlns:w16sdtdh="http://schemas.microsoft.com/office/word/2020/wordml/sdtdatahash" xmlns:w16sdtfl="http://schemas.microsoft.com/office/word/2024/wordml/sdtformatlock" xmlns:w16se="http://schemas.microsoft.com/office/word/2015/wordml/symex" xmlns:wpg="http://schemas.microsoft.com/office/word/2010/wordprocessingGroup" xmlns:wpi="http://schemas.microsoft.com/office/word/2010/wordprocessingInk" xmlns:wne="http://schemas.microsoft.com/office/word/2006/wordml" xmlns:wps="http://schemas.microsoft.com/office/word/2010/wordprocessingShape" mc:Ignorable="w14 w15 w16se w16cid w16 w16cex w16sdtdh w16sdtfl w16du wp14">
   <w15:commentEx w15:paraId="25331887" w15:done="0"/>
   <w15:commentEx w15:paraId="45DA2660" w15:done="0"/>
+  <w15:commentEx w15:paraId="7EE910B6" w15:done="0"/>
 </w15:commentsEx>
 </file>
 
@@ -1015,6 +1272,7 @@
 <w16cex:commentsExtensible xmlns:wpc="http://schemas.microsoft.com/office/word/2010/wordprocessingCanvas" xmlns:cx="http://schemas.microsoft.com/office/drawing/2014/chartex" xmlns:cx1="http://schemas.microsoft.com/office/drawing/2015/9/8/chartex" xmlns:cx2="http://schemas.microsoft.com/office/drawing/2015/10/21/chartex" xmlns:cx3="http://schemas.microsoft.com/office/drawing/2016/5/9/chartex" xmlns:cx4="http://schemas.microsoft.com/office/drawing/2016/5/10/chartex" xmlns:cx5="http://schemas.microsoft.com/office/drawing/2016/5/11/chartex" xmlns:cx6="http://schemas.microsoft.com/office/drawing/2016/5/12/chartex" xmlns:cx7="http://schemas.microsoft.com/office/drawing/2016/5/13/chartex" xmlns:cx8="http://schemas.microsoft.com/office/drawing/2016/5/14/chartex" xmlns:cr="http://schemas.microsoft.com/office/comments/2020/reactions" xmlns:mc="http://schemas.openxmlformats.org/markup-compatibility/2006" xmlns:aink="http://schemas.microsoft.com/office/drawing/2016/ink" xmlns:am3d="http://schemas.microsoft.com/office/drawing/2017/model3d" xmlns:o="urn:schemas-microsoft-com:office:office" xmlns:oel="http://schemas.microsoft.com/office/2019/extlst" xmlns:r="http://schemas.openxmlformats.org/officeDocument/2006/relationships" xmlns:m="http://schemas.openxmlformats.org/officeDocument/2006/math" xmlns:v="urn:schemas-microsoft-com:vml" xmlns:wp14="http://schemas.microsoft.com/office/word/2010/wordprocessingDrawing" xmlns:wp="http://schemas.openxmlformats.org/drawingml/2006/wordprocessingDrawing" xmlns:w10="urn:schemas-microsoft-com:office:word" xmlns:w="http://schemas.openxmlformats.org/wordprocessingml/2006/main" xmlns:w14="http://schemas.microsoft.com/office/word/2010/wordml" xmlns:w15="http://schemas.microsoft.com/office/word/2012/wordml" xmlns:w16cex="http://schemas.microsoft.com/office/word/2018/wordml/cex" xmlns:w16cid="http://schemas.microsoft.com/office/word/2016/wordml/cid" xmlns:w16="http://schemas.microsoft.com/office/word/2018/wordml" xmlns:w16du="http://schemas.microsoft.com/office/word/2023/wordml/word16du" xmlns:w16sdtdh="http://schemas.microsoft.com/office/word/2020/wordml/sdtdatahash" xmlns:w16sdtfl="http://schemas.microsoft.com/office/word/2024/wordml/sdtformatlock" xmlns:w16se="http://schemas.microsoft.com/office/word/2015/wordml/symex" xmlns:wpg="http://schemas.microsoft.com/office/word/2010/wordprocessingGroup" xmlns:wpi="http://schemas.microsoft.com/office/word/2010/wordprocessingInk" xmlns:wne="http://schemas.microsoft.com/office/word/2006/wordml" xmlns:wps="http://schemas.microsoft.com/office/word/2010/wordprocessingShape" mc:Ignorable="w14 w15 w16se w16cid w16 w16cex w16sdtdh w16sdtfl cr w16du wp14">
   <w16cex:commentExtensible w16cex:durableId="0AC9323C" w16cex:dateUtc="2026-04-13T15:19:00Z"/>
   <w16cex:commentExtensible w16cex:durableId="33DF3FC8" w16cex:dateUtc="2026-04-14T13:41:00Z"/>
+  <w16cex:commentExtensible w16cex:durableId="1577BF03" w16cex:dateUtc="2026-04-14T15:04:00Z"/>
 </w16cex:commentsExtensible>
 </file>
 
@@ -1022,6 +1280,7 @@
 <w16cid:commentsIds xmlns:wpc="http://schemas.microsoft.com/office/word/2010/wordprocessingCanvas" xmlns:cx="http://schemas.microsoft.com/office/drawing/2014/chartex" xmlns:cx1="http://schemas.microsoft.com/office/drawing/2015/9/8/chartex" xmlns:cx2="http://schemas.microsoft.com/office/drawing/2015/10/21/chartex" xmlns:cx3="http://schemas.microsoft.com/office/drawing/2016/5/9/chartex" xmlns:cx4="http://schemas.microsoft.com/office/drawing/2016/5/10/chartex" xmlns:cx5="http://schemas.microsoft.com/office/drawing/2016/5/11/chartex" xmlns:cx6="http://schemas.microsoft.com/office/drawing/2016/5/12/chartex" xmlns:cx7="http://schemas.microsoft.com/office/drawing/2016/5/13/chartex" xmlns:cx8="http://schemas.microsoft.com/office/drawing/2016/5/14/chartex" xmlns:mc="http://schemas.openxmlformats.org/markup-compatibility/2006" xmlns:aink="http://schemas.microsoft.com/office/drawing/2016/ink" xmlns:am3d="http://schemas.microsoft.com/office/drawing/2017/model3d" xmlns:o="urn:schemas-microsoft-com:office:office" xmlns:oel="http://schemas.microsoft.com/office/2019/extlst" xmlns:r="http://schemas.openxmlformats.org/officeDocument/2006/relationships" xmlns:m="http://schemas.openxmlformats.org/officeDocument/2006/math" xmlns:v="urn:schemas-microsoft-com:vml" xmlns:wp14="http://schemas.microsoft.com/office/word/2010/wordprocessingDrawing" xmlns:wp="http://schemas.openxmlformats.org/drawingml/2006/wordprocessingDrawing" xmlns:w10="urn:schemas-microsoft-com:office:word" xmlns:w="http://schemas.openxmlformats.org/wordprocessingml/2006/main" xmlns:w14="http://schemas.microsoft.com/office/word/2010/wordml" xmlns:w15="http://schemas.microsoft.com/office/word/2012/wordml" xmlns:w16cex="http://schemas.microsoft.com/office/word/2018/wordml/cex" xmlns:w16cid="http://schemas.microsoft.com/office/word/2016/wordml/cid" xmlns:w16="http://schemas.microsoft.com/office/word/2018/wordml" xmlns:w16du="http://schemas.microsoft.com/office/word/2023/wordml/word16du" xmlns:w16sdtdh="http://schemas.microsoft.com/office/word/2020/wordml/sdtdatahash" xmlns:w16sdtfl="http://schemas.microsoft.com/office/word/2024/wordml/sdtformatlock" xmlns:w16se="http://schemas.microsoft.com/office/word/2015/wordml/symex" xmlns:wpg="http://schemas.microsoft.com/office/word/2010/wordprocessingGroup" xmlns:wpi="http://schemas.microsoft.com/office/word/2010/wordprocessingInk" xmlns:wne="http://schemas.microsoft.com/office/word/2006/wordml" xmlns:wps="http://schemas.microsoft.com/office/word/2010/wordprocessingShape" mc:Ignorable="w14 w15 w16se w16cid w16 w16cex w16sdtdh w16sdtfl w16du wp14">
   <w16cid:commentId w16cid:paraId="25331887" w16cid:durableId="0AC9323C"/>
   <w16cid:commentId w16cid:paraId="45DA2660" w16cid:durableId="33DF3FC8"/>
+  <w16cid:commentId w16cid:paraId="7EE910B6" w16cid:durableId="1577BF03"/>
 </w16cid:commentsIds>
 </file>
 
@@ -2138,6 +2397,29 @@
     <w:semiHidden/>
     <w:rsid w:val="005E4241"/>
   </w:style>
+  <w:style w:type="character" w:styleId="af8">
+    <w:name w:val="Hyperlink"/>
+    <w:basedOn w:val="a0"/>
+    <w:uiPriority w:val="99"/>
+    <w:unhideWhenUsed/>
+    <w:rsid w:val="00C27A55"/>
+    <w:rPr>
+      <w:color w:val="467886" w:themeColor="hyperlink"/>
+      <w:u w:val="single"/>
+    </w:rPr>
+  </w:style>
+  <w:style w:type="character" w:styleId="af9">
+    <w:name w:val="Unresolved Mention"/>
+    <w:basedOn w:val="a0"/>
+    <w:uiPriority w:val="99"/>
+    <w:semiHidden/>
+    <w:unhideWhenUsed/>
+    <w:rsid w:val="00C27A55"/>
+    <w:rPr>
+      <w:color w:val="605E5C"/>
+      <w:shd w:val="clear" w:color="auto" w:fill="E1DFDD"/>
+    </w:rPr>
+  </w:style>
 </w:styles>
 </file>
 
@@ -2434,4 +2716,16 @@
     </a:ext>
   </a:extLst>
 </a:theme>
+</file>
+
+<file path=customXml/item1.xml><?xml version="1.0" encoding="utf-8"?>
+<b:Sources xmlns:b="http://schemas.openxmlformats.org/officeDocument/2006/bibliography" xmlns="http://schemas.openxmlformats.org/officeDocument/2006/bibliography" SelectedStyle="\APASixthEditionOfficeOnline.xsl" StyleName="APA" Version="6"/>
+</file>
+
+<file path=customXml/itemProps1.xml><?xml version="1.0" encoding="utf-8"?>
+<ds:datastoreItem xmlns:ds="http://schemas.openxmlformats.org/officeDocument/2006/customXml" ds:itemID="{A5E1FE2F-74B8-4DB5-A5E5-25C9DDBA34E0}">
+  <ds:schemaRefs>
+    <ds:schemaRef ds:uri="http://schemas.openxmlformats.org/officeDocument/2006/bibliography"/>
+  </ds:schemaRefs>
+</ds:datastoreItem>
 </file>
--- a/pdf/项目背景.docx
+++ b/pdf/项目背景.docx
@@ -52,7 +52,7 @@
         <w:spacing w:line="560" w:lineRule="exact"/>
         <w:ind w:firstLineChars="200" w:firstLine="643"/>
         <w:rPr>
-          <w:rFonts w:ascii="仿宋" w:eastAsia="仿宋" w:hAnsi="仿宋"/>
+          <w:rFonts w:ascii="仿宋" w:eastAsia="仿宋" w:hAnsi="仿宋" w:hint="eastAsia"/>
           <w:sz w:val="32"/>
           <w:szCs w:val="32"/>
         </w:rPr>
@@ -350,6 +350,55 @@
     </w:p>
     <w:p>
       <w:pPr>
+        <w:rPr>
+          <w:rFonts w:ascii="仿宋" w:eastAsia="仿宋" w:hAnsi="仿宋" w:hint="eastAsia"/>
+          <w:sz w:val="32"/>
+          <w:szCs w:val="32"/>
+        </w:rPr>
+      </w:pPr>
+      <w:r>
+        <w:rPr>
+          <w:noProof/>
+        </w:rPr>
+        <w:drawing>
+          <wp:inline distT="0" distB="0" distL="0" distR="0" wp14:anchorId="1C8AB396" wp14:editId="16154F71">
+            <wp:extent cx="5274310" cy="2343150"/>
+            <wp:effectExtent l="0" t="0" r="2540" b="0"/>
+            <wp:docPr id="1210534915" name="图片 1"/>
+            <wp:cNvGraphicFramePr>
+              <a:graphicFrameLocks xmlns:a="http://schemas.openxmlformats.org/drawingml/2006/main" noChangeAspect="1"/>
+            </wp:cNvGraphicFramePr>
+            <a:graphic xmlns:a="http://schemas.openxmlformats.org/drawingml/2006/main">
+              <a:graphicData uri="http://schemas.openxmlformats.org/drawingml/2006/picture">
+                <pic:pic xmlns:pic="http://schemas.openxmlformats.org/drawingml/2006/picture">
+                  <pic:nvPicPr>
+                    <pic:cNvPr id="1210534915" name=""/>
+                    <pic:cNvPicPr/>
+                  </pic:nvPicPr>
+                  <pic:blipFill>
+                    <a:blip r:embed="rId12"/>
+                    <a:stretch>
+                      <a:fillRect/>
+                    </a:stretch>
+                  </pic:blipFill>
+                  <pic:spPr>
+                    <a:xfrm>
+                      <a:off x="0" y="0"/>
+                      <a:ext cx="5274310" cy="2343150"/>
+                    </a:xfrm>
+                    <a:prstGeom prst="rect">
+                      <a:avLst/>
+                    </a:prstGeom>
+                  </pic:spPr>
+                </pic:pic>
+              </a:graphicData>
+            </a:graphic>
+          </wp:inline>
+        </w:drawing>
+      </w:r>
+    </w:p>
+    <w:p>
+      <w:pPr>
         <w:spacing w:line="560" w:lineRule="exact"/>
         <w:ind w:firstLineChars="200" w:firstLine="640"/>
         <w:rPr>
@@ -423,6 +472,68 @@
     </w:p>
     <w:p>
       <w:pPr>
+        <w:rPr>
+          <w:rFonts w:ascii="仿宋" w:eastAsia="仿宋" w:hAnsi="仿宋" w:hint="eastAsia"/>
+          <w:sz w:val="32"/>
+          <w:szCs w:val="32"/>
+        </w:rPr>
+      </w:pPr>
+      <w:r>
+        <w:rPr>
+          <w:noProof/>
+        </w:rPr>
+        <w:drawing>
+          <wp:inline distT="0" distB="0" distL="0" distR="0" wp14:anchorId="0493E214" wp14:editId="224711B6">
+            <wp:extent cx="5274310" cy="2755265"/>
+            <wp:effectExtent l="0" t="0" r="2540" b="6985"/>
+            <wp:docPr id="1803845269" name="图片 2"/>
+            <wp:cNvGraphicFramePr>
+              <a:graphicFrameLocks xmlns:a="http://schemas.openxmlformats.org/drawingml/2006/main" noChangeAspect="1"/>
+            </wp:cNvGraphicFramePr>
+            <a:graphic xmlns:a="http://schemas.openxmlformats.org/drawingml/2006/main">
+              <a:graphicData uri="http://schemas.openxmlformats.org/drawingml/2006/picture">
+                <pic:pic xmlns:pic="http://schemas.openxmlformats.org/drawingml/2006/picture">
+                  <pic:nvPicPr>
+                    <pic:cNvPr id="0" name="Picture 3"/>
+                    <pic:cNvPicPr>
+                      <a:picLocks noChangeAspect="1" noChangeArrowheads="1"/>
+                    </pic:cNvPicPr>
+                  </pic:nvPicPr>
+                  <pic:blipFill>
+                    <a:blip r:embed="rId13">
+                      <a:extLst>
+                        <a:ext uri="{28A0092B-C50C-407E-A947-70E740481C1C}">
+                          <a14:useLocalDpi xmlns:a14="http://schemas.microsoft.com/office/drawing/2010/main" val="0"/>
+                        </a:ext>
+                      </a:extLst>
+                    </a:blip>
+                    <a:srcRect/>
+                    <a:stretch>
+                      <a:fillRect/>
+                    </a:stretch>
+                  </pic:blipFill>
+                  <pic:spPr bwMode="auto">
+                    <a:xfrm>
+                      <a:off x="0" y="0"/>
+                      <a:ext cx="5274310" cy="2755265"/>
+                    </a:xfrm>
+                    <a:prstGeom prst="rect">
+                      <a:avLst/>
+                    </a:prstGeom>
+                    <a:noFill/>
+                    <a:ln>
+                      <a:noFill/>
+                    </a:ln>
+                  </pic:spPr>
+                </pic:pic>
+              </a:graphicData>
+            </a:graphic>
+          </wp:inline>
+        </w:drawing>
+      </w:r>
+    </w:p>
+    <w:p>
+      <w:pPr>
         <w:spacing w:line="560" w:lineRule="exact"/>
         <w:ind w:firstLineChars="200" w:firstLine="643"/>
         <w:rPr>
@@ -460,7 +571,23 @@
           <w:sz w:val="32"/>
           <w:szCs w:val="32"/>
         </w:rPr>
-        <w:t>然而，目前类器官</w:t>
+        <w:t>然而，目前</w:t>
+      </w:r>
+      <w:r>
+        <w:rPr>
+          <w:rFonts w:ascii="仿宋" w:eastAsia="仿宋" w:hAnsi="仿宋" w:hint="eastAsia"/>
+          <w:sz w:val="32"/>
+          <w:szCs w:val="32"/>
+        </w:rPr>
+        <w:t>不同细胞样本培养出的</w:t>
+      </w:r>
+      <w:r>
+        <w:rPr>
+          <w:rFonts w:ascii="仿宋" w:eastAsia="仿宋" w:hAnsi="仿宋" w:hint="eastAsia"/>
+          <w:sz w:val="32"/>
+          <w:szCs w:val="32"/>
+        </w:rPr>
+        <w:t>类器官</w:t>
       </w:r>
       <w:r>
         <w:rPr>
@@ -470,7 +597,6 @@
         </w:rPr>
         <w:t>存在</w:t>
       </w:r>
-      <w:commentRangeStart w:id="1"/>
       <w:r>
         <w:rPr>
           <w:rFonts w:ascii="仿宋" w:eastAsia="仿宋" w:hAnsi="仿宋" w:hint="eastAsia"/>
@@ -479,23 +605,37 @@
         </w:rPr>
         <w:t>异质性</w:t>
       </w:r>
-      <w:commentRangeEnd w:id="1"/>
-      <w:r>
-        <w:rPr>
-          <w:rStyle w:val="af2"/>
-          <w:rFonts w:ascii="仿宋" w:eastAsia="仿宋" w:hAnsi="仿宋" w:hint="eastAsia"/>
-          <w:sz w:val="32"/>
-          <w:szCs w:val="32"/>
-        </w:rPr>
-        <w:commentReference w:id="1"/>
-      </w:r>
-      <w:r>
-        <w:rPr>
-          <w:rFonts w:ascii="仿宋" w:eastAsia="仿宋" w:hAnsi="仿宋" w:hint="eastAsia"/>
-          <w:sz w:val="32"/>
-          <w:szCs w:val="32"/>
-        </w:rPr>
-        <w:t>，且</w:t>
+      <w:r>
+        <w:rPr>
+          <w:rFonts w:ascii="仿宋" w:eastAsia="仿宋" w:hAnsi="仿宋" w:hint="eastAsia"/>
+          <w:sz w:val="32"/>
+          <w:szCs w:val="32"/>
+        </w:rPr>
+        <w:t>，</w:t>
+      </w:r>
+      <w:r>
+        <w:rPr>
+          <w:rFonts w:ascii="仿宋" w:eastAsia="仿宋" w:hAnsi="仿宋" w:hint="eastAsia"/>
+          <w:sz w:val="32"/>
+          <w:szCs w:val="32"/>
+        </w:rPr>
+        <w:t>并</w:t>
+      </w:r>
+      <w:r>
+        <w:rPr>
+          <w:rFonts w:ascii="仿宋" w:eastAsia="仿宋" w:hAnsi="仿宋" w:hint="eastAsia"/>
+          <w:sz w:val="32"/>
+          <w:szCs w:val="32"/>
+        </w:rPr>
+        <w:t>且</w:t>
+      </w:r>
+      <w:r>
+        <w:rPr>
+          <w:rFonts w:ascii="仿宋" w:eastAsia="仿宋" w:hAnsi="仿宋" w:hint="eastAsia"/>
+          <w:sz w:val="32"/>
+          <w:szCs w:val="32"/>
+        </w:rPr>
+        <w:t>类器官的</w:t>
       </w:r>
       <w:r>
         <w:rPr>
@@ -511,17 +651,18 @@
         <w:spacing w:line="560" w:lineRule="exact"/>
         <w:ind w:firstLineChars="200" w:firstLine="640"/>
         <w:rPr>
-          <w:rFonts w:ascii="仿宋" w:eastAsia="仿宋" w:hAnsi="仿宋"/>
-          <w:sz w:val="32"/>
-          <w:szCs w:val="32"/>
-        </w:rPr>
-      </w:pPr>
-      <w:r>
-        <w:rPr>
-          <w:rFonts w:ascii="仿宋" w:eastAsia="仿宋" w:hAnsi="仿宋" w:hint="eastAsia"/>
-          <w:sz w:val="32"/>
-          <w:szCs w:val="32"/>
-        </w:rPr>
+          <w:rFonts w:ascii="仿宋" w:eastAsia="仿宋" w:hAnsi="仿宋" w:hint="eastAsia"/>
+          <w:sz w:val="32"/>
+          <w:szCs w:val="32"/>
+        </w:rPr>
+      </w:pPr>
+      <w:r>
+        <w:rPr>
+          <w:rFonts w:ascii="仿宋" w:eastAsia="仿宋" w:hAnsi="仿宋" w:hint="eastAsia"/>
+          <w:sz w:val="32"/>
+          <w:szCs w:val="32"/>
+        </w:rPr>
+        <w:lastRenderedPageBreak/>
         <w:t>首先，</w:t>
       </w:r>
       <w:r>
@@ -580,9 +721,9 @@
           <w:noProof/>
         </w:rPr>
         <w:drawing>
-          <wp:inline distT="0" distB="0" distL="0" distR="0" wp14:anchorId="28C0B9D1" wp14:editId="04A53DDA">
-            <wp:extent cx="3537132" cy="1174810"/>
-            <wp:effectExtent l="0" t="0" r="6350" b="6350"/>
+          <wp:inline distT="0" distB="0" distL="0" distR="0" wp14:anchorId="28C0B9D1" wp14:editId="65B06726">
+            <wp:extent cx="5019085" cy="1667021"/>
+            <wp:effectExtent l="0" t="0" r="0" b="9525"/>
             <wp:docPr id="2003569410" name="图片 1"/>
             <wp:cNvGraphicFramePr>
               <a:graphicFrameLocks xmlns:a="http://schemas.openxmlformats.org/drawingml/2006/main" noChangeAspect="1"/>
@@ -595,7 +736,7 @@
                     <pic:cNvPicPr/>
                   </pic:nvPicPr>
                   <pic:blipFill>
-                    <a:blip r:embed="rId12"/>
+                    <a:blip r:embed="rId14"/>
                     <a:stretch>
                       <a:fillRect/>
                     </a:stretch>
@@ -603,7 +744,7 @@
                   <pic:spPr>
                     <a:xfrm>
                       <a:off x="0" y="0"/>
-                      <a:ext cx="3537132" cy="1174810"/>
+                      <a:ext cx="5061171" cy="1680999"/>
                     </a:xfrm>
                     <a:prstGeom prst="rect">
                       <a:avLst/>
@@ -615,13 +756,59 @@
           </wp:inline>
         </w:drawing>
       </w:r>
+      <w:r>
+        <w:rPr>
+          <w:noProof/>
+        </w:rPr>
+        <w:t xml:space="preserve"> </w:t>
+      </w:r>
+      <w:r>
+        <w:rPr>
+          <w:noProof/>
+        </w:rPr>
+        <w:drawing>
+          <wp:inline distT="0" distB="0" distL="0" distR="0" wp14:anchorId="37ACDD3C" wp14:editId="7DB017CA">
+            <wp:extent cx="2044805" cy="1974951"/>
+            <wp:effectExtent l="0" t="0" r="0" b="6350"/>
+            <wp:docPr id="2005786477" name="图片 1"/>
+            <wp:cNvGraphicFramePr>
+              <a:graphicFrameLocks xmlns:a="http://schemas.openxmlformats.org/drawingml/2006/main" noChangeAspect="1"/>
+            </wp:cNvGraphicFramePr>
+            <a:graphic xmlns:a="http://schemas.openxmlformats.org/drawingml/2006/main">
+              <a:graphicData uri="http://schemas.openxmlformats.org/drawingml/2006/picture">
+                <pic:pic xmlns:pic="http://schemas.openxmlformats.org/drawingml/2006/picture">
+                  <pic:nvPicPr>
+                    <pic:cNvPr id="2005786477" name=""/>
+                    <pic:cNvPicPr/>
+                  </pic:nvPicPr>
+                  <pic:blipFill>
+                    <a:blip r:embed="rId15"/>
+                    <a:stretch>
+                      <a:fillRect/>
+                    </a:stretch>
+                  </pic:blipFill>
+                  <pic:spPr>
+                    <a:xfrm>
+                      <a:off x="0" y="0"/>
+                      <a:ext cx="2044805" cy="1974951"/>
+                    </a:xfrm>
+                    <a:prstGeom prst="rect">
+                      <a:avLst/>
+                    </a:prstGeom>
+                  </pic:spPr>
+                </pic:pic>
+              </a:graphicData>
+            </a:graphic>
+          </wp:inline>
+        </w:drawing>
+      </w:r>
     </w:p>
     <w:p>
       <w:pPr>
         <w:spacing w:line="560" w:lineRule="exact"/>
         <w:ind w:firstLineChars="200" w:firstLine="640"/>
         <w:rPr>
-          <w:rFonts w:ascii="仿宋" w:eastAsia="仿宋" w:hAnsi="仿宋"/>
+          <w:rFonts w:ascii="仿宋" w:eastAsia="仿宋" w:hAnsi="仿宋" w:hint="eastAsia"/>
           <w:sz w:val="32"/>
           <w:szCs w:val="32"/>
         </w:rPr>
@@ -640,7 +827,7 @@
           <w:sz w:val="32"/>
           <w:szCs w:val="32"/>
         </w:rPr>
-        <w:t>在重复性方面，类器官培养体系本身存在内在不稳定性。类器官内部结构（如血管网络）主要依赖自组织形成，其数量、空间分布及尺度难以精确控制，不同批次之间</w:t>
+        <w:t>在重复性方面，类器官培养体系本身存在内在不稳定性。类器官内部结构（如血管网络）主要依赖自组织形成，其数量、空间分布及尺度难以精确控制，不同批次之间难以保持一致，导致细胞生长状态与分化路径难以稳定复现，从而在相同培养条件下仍表现出显著的批次间差异，限制了</w:t>
       </w:r>
       <w:r>
         <w:rPr>
@@ -649,18 +836,18 @@
           <w:szCs w:val="32"/>
         </w:rPr>
         <w:lastRenderedPageBreak/>
-        <w:t>难以保持一致，导致细胞生长状态与分化路径难以稳定复现，从而在相同培养条件下仍表现出显著的批次间差异，限制了类器官体系的可重复性。</w:t>
-      </w:r>
-    </w:p>
-    <w:p>
-      <w:pPr>
-        <w:rPr>
-          <w:rFonts w:ascii="仿宋" w:eastAsia="仿宋" w:hAnsi="仿宋" w:hint="eastAsia"/>
-          <w:sz w:val="32"/>
-          <w:szCs w:val="32"/>
-        </w:rPr>
-      </w:pPr>
-      <w:commentRangeStart w:id="2"/>
+        <w:t>类器官体系的可重复性。</w:t>
+      </w:r>
+    </w:p>
+    <w:p>
+      <w:pPr>
+        <w:rPr>
+          <w:rFonts w:ascii="仿宋" w:eastAsia="仿宋" w:hAnsi="仿宋" w:hint="eastAsia"/>
+          <w:sz w:val="32"/>
+          <w:szCs w:val="32"/>
+        </w:rPr>
+      </w:pPr>
+      <w:commentRangeStart w:id="1"/>
       <w:r>
         <w:rPr>
           <w:noProof/>
@@ -681,7 +868,7 @@
                     <pic:cNvPicPr/>
                   </pic:nvPicPr>
                   <pic:blipFill>
-                    <a:blip r:embed="rId13"/>
+                    <a:blip r:embed="rId16"/>
                     <a:stretch>
                       <a:fillRect/>
                     </a:stretch>
@@ -701,7 +888,7 @@
           </wp:inline>
         </w:drawing>
       </w:r>
-      <w:commentRangeEnd w:id="2"/>
+      <w:commentRangeEnd w:id="1"/>
       <w:r>
         <w:rPr>
           <w:rStyle w:val="af2"/>
@@ -709,7 +896,7 @@
           <w:sz w:val="32"/>
           <w:szCs w:val="32"/>
         </w:rPr>
-        <w:commentReference w:id="2"/>
+        <w:commentReference w:id="1"/>
       </w:r>
     </w:p>
     <w:p>
@@ -717,7 +904,7 @@
         <w:spacing w:line="560" w:lineRule="exact"/>
         <w:ind w:firstLineChars="200" w:firstLine="640"/>
         <w:rPr>
-          <w:rFonts w:ascii="仿宋" w:eastAsia="仿宋" w:hAnsi="仿宋"/>
+          <w:rFonts w:ascii="仿宋" w:eastAsia="仿宋" w:hAnsi="仿宋" w:hint="eastAsia"/>
           <w:sz w:val="32"/>
           <w:szCs w:val="32"/>
         </w:rPr>
@@ -762,7 +949,7 @@
           <w:sz w:val="32"/>
           <w:szCs w:val="32"/>
         </w:rPr>
-        <w:t>，传统类器官培养体系多以低通量为主，难以在统一条件下并行处理大量样本，不同实验之间条件难以完全一致，从而限制了多条件比较与大规模数据获取能。上述因素共同制约了类器官在系统性研究中的应用，也表明提升培养过程的稳定性与一致性，是当前领域亟需解决的关键问题。</w:t>
+        <w:t>，传统类器官培养体系多以低通量为主，难以在统一条件下并行处理大量样本，不同实验之间条件难以完全一致，从而限制了多条件比较与大规模数据获取能。</w:t>
       </w:r>
     </w:p>
     <w:p>
@@ -777,9 +964,8 @@
         <w:rPr>
           <w:noProof/>
         </w:rPr>
-        <w:lastRenderedPageBreak/>
         <w:drawing>
-          <wp:inline distT="0" distB="0" distL="0" distR="0" wp14:anchorId="53790B3E" wp14:editId="4054F9ED">
+          <wp:inline distT="0" distB="0" distL="0" distR="0" wp14:anchorId="604572D4" wp14:editId="4F21CC71">
             <wp:extent cx="5274310" cy="3794125"/>
             <wp:effectExtent l="0" t="0" r="2540" b="0"/>
             <wp:docPr id="136907339" name="图片 2"/>
@@ -796,7 +982,7 @@
                     </pic:cNvPicPr>
                   </pic:nvPicPr>
                   <pic:blipFill>
-                    <a:blip r:embed="rId14" cstate="print">
+                    <a:blip r:embed="rId17" cstate="print">
                       <a:extLst>
                         <a:ext uri="{28A0092B-C50C-407E-A947-70E740481C1C}">
                           <a14:useLocalDpi xmlns:a14="http://schemas.microsoft.com/office/drawing/2010/main" val="0"/>
@@ -831,6 +1017,26 @@
     <w:p>
       <w:pPr>
         <w:spacing w:line="560" w:lineRule="exact"/>
+        <w:ind w:firstLineChars="200" w:firstLine="640"/>
+        <w:rPr>
+          <w:rFonts w:ascii="仿宋" w:eastAsia="仿宋" w:hAnsi="仿宋" w:hint="eastAsia"/>
+          <w:sz w:val="32"/>
+          <w:szCs w:val="32"/>
+        </w:rPr>
+      </w:pPr>
+      <w:r>
+        <w:rPr>
+          <w:rFonts w:ascii="仿宋" w:eastAsia="仿宋" w:hAnsi="仿宋" w:hint="eastAsia"/>
+          <w:sz w:val="32"/>
+          <w:szCs w:val="32"/>
+        </w:rPr>
+        <w:lastRenderedPageBreak/>
+        <w:t>上述因素共同制约了类器官在系统性研究中的应用，也表明提升培养过程的稳定性与一致性，是当前领域亟需解决的关键问题。</w:t>
+      </w:r>
+    </w:p>
+    <w:p>
+      <w:pPr>
+        <w:spacing w:line="560" w:lineRule="exact"/>
         <w:ind w:firstLineChars="200" w:firstLine="643"/>
         <w:rPr>
           <w:rFonts w:ascii="方正小标宋简体" w:eastAsia="方正小标宋简体" w:hAnsi="仿宋" w:hint="eastAsia"/>
@@ -1039,16 +1245,7 @@
           <w:sz w:val="32"/>
           <w:szCs w:val="32"/>
         </w:rPr>
-        <w:t>我国在《“十五五”规划纲要》及《“健康中</w:t>
-      </w:r>
-      <w:r>
-        <w:rPr>
-          <w:rFonts w:ascii="仿宋" w:eastAsia="仿宋" w:hAnsi="仿宋" w:hint="eastAsia"/>
-          <w:sz w:val="32"/>
-          <w:szCs w:val="32"/>
-        </w:rPr>
-        <w:lastRenderedPageBreak/>
-        <w:t>国2030”规划纲要》中提出加强脑科学与生物医药技术创新能力建设，《科技创新2030——脑科学与类脑研究重大项目》亦将其列为重点方向。相关政策持续强化对高水平体外模型与关键技术体系的需求导向，进一步推动类器官向标准化体系构建与规模化应用能力提升方向发展。</w:t>
+        <w:t>我国在《“十五五”规划纲要》及《“健康中国2030”规划纲要》中提出加强脑科学与生物医药技术创新能力建设，《科技创新2030——脑科学与类脑研究重大项目》亦将其列为重点方向。相关政策持续强化对高水平体外模型与关键技术体系的需求导向，进一步推动类器官向标准化体系构建与规模化应用能力提升方向发展。</w:t>
       </w:r>
     </w:p>
     <w:p>
@@ -1107,6 +1304,41 @@
           <w:szCs w:val="32"/>
         </w:rPr>
       </w:pPr>
+      <w:r>
+        <w:rPr>
+          <w:rFonts w:ascii="仿宋" w:eastAsia="仿宋" w:hAnsi="仿宋" w:hint="eastAsia"/>
+          <w:sz w:val="32"/>
+          <w:szCs w:val="32"/>
+        </w:rPr>
+        <w:t>在公共健康方面，通过构建更加稳定和可控的体外研究</w:t>
+      </w:r>
+      <w:r>
+        <w:rPr>
+          <w:rFonts w:ascii="仿宋" w:eastAsia="仿宋" w:hAnsi="仿宋" w:hint="eastAsia"/>
+          <w:sz w:val="32"/>
+          <w:szCs w:val="32"/>
+        </w:rPr>
+        <w:lastRenderedPageBreak/>
+        <w:t>模型，有助于提升脑疾病发生机制的解析能力，为早期干预与精准诊疗提供研究基础，从而</w:t>
+      </w:r>
+      <w:del w:id="2" w:author="Civet Ruo" w:date="2026-04-15T21:17:00Z" w16du:dateUtc="2026-04-15T13:17:00Z">
+        <w:r>
+          <w:rPr>
+            <w:rFonts w:ascii="仿宋" w:eastAsia="仿宋" w:hAnsi="仿宋" w:hint="eastAsia"/>
+            <w:sz w:val="32"/>
+            <w:szCs w:val="32"/>
+          </w:rPr>
+          <w:delText>在老龄化背景下</w:delText>
+        </w:r>
+      </w:del>
+      <w:r>
+        <w:rPr>
+          <w:rFonts w:ascii="仿宋" w:eastAsia="仿宋" w:hAnsi="仿宋" w:hint="eastAsia"/>
+          <w:sz w:val="32"/>
+          <w:szCs w:val="32"/>
+        </w:rPr>
+        <w:t>缓解神经系统疾病带来的长期负担。</w:t>
+      </w:r>
     </w:p>
     <w:p>
       <w:pPr>
@@ -1141,6 +1373,46 @@
           <w:szCs w:val="32"/>
         </w:rPr>
       </w:pPr>
+      <w:r>
+        <w:rPr>
+          <w:rFonts w:ascii="仿宋" w:eastAsia="仿宋" w:hAnsi="仿宋" w:hint="eastAsia"/>
+          <w:sz w:val="32"/>
+          <w:szCs w:val="32"/>
+        </w:rPr>
+        <w:t>在科学研究方面，该体系有望提高实验结果的一致性与可重复性，支持多条件并行实验与系统性分析，推动脑</w:t>
+      </w:r>
+      <w:r>
+        <w:rPr>
+          <w:rFonts w:ascii="仿宋" w:eastAsia="仿宋" w:hAnsi="仿宋" w:hint="eastAsia"/>
+          <w:sz w:val="32"/>
+          <w:szCs w:val="32"/>
+        </w:rPr>
+        <w:t>科学</w:t>
+      </w:r>
+      <w:r>
+        <w:rPr>
+          <w:rFonts w:ascii="仿宋" w:eastAsia="仿宋" w:hAnsi="仿宋" w:hint="eastAsia"/>
+          <w:sz w:val="32"/>
+          <w:szCs w:val="32"/>
+        </w:rPr>
+        <w:t>研究由</w:t>
+      </w:r>
+      <w:r>
+        <w:rPr>
+          <w:rFonts w:ascii="仿宋" w:eastAsia="仿宋" w:hAnsi="仿宋" w:hint="eastAsia"/>
+          <w:sz w:val="32"/>
+          <w:szCs w:val="32"/>
+        </w:rPr>
+        <w:t>传统实验模式</w:t>
+      </w:r>
+      <w:r>
+        <w:rPr>
+          <w:rFonts w:ascii="仿宋" w:eastAsia="仿宋" w:hAnsi="仿宋" w:hint="eastAsia"/>
+          <w:sz w:val="32"/>
+          <w:szCs w:val="32"/>
+        </w:rPr>
+        <w:t>向高精度、可量化的机制解析转变。</w:t>
+      </w:r>
     </w:p>
     <w:p>
       <w:pPr>
@@ -1175,6 +1447,14 @@
           <w:szCs w:val="32"/>
         </w:rPr>
       </w:pPr>
+      <w:r>
+        <w:rPr>
+          <w:rFonts w:ascii="仿宋" w:eastAsia="仿宋" w:hAnsi="仿宋" w:hint="eastAsia"/>
+          <w:sz w:val="32"/>
+          <w:szCs w:val="32"/>
+        </w:rPr>
+        <w:t>在产业发展方面，相关技术可为生物医药领域提供高质量研究工具，降低研发过程中的不确定性与试错成本，促进类器官及器官芯片等前沿技术的应用转化，加速生物医药创新体系的完善与发展。</w:t>
+      </w:r>
     </w:p>
     <w:sectPr>
       <w:pgSz w:w="11906" w:h="16838"/>
@@ -1211,30 +1491,7 @@
       </w:r>
     </w:p>
   </w:comment>
-  <w:comment w:id="1" w:author="Civet Ruo" w:date="2026-04-14T21:41:00Z" w:initials="CR">
-    <w:p>
-      <w:pPr>
-        <w:pStyle w:val="af3"/>
-        <w:rPr>
-          <w:rFonts w:hint="eastAsia"/>
-        </w:rPr>
-      </w:pPr>
-      <w:r>
-        <w:rPr>
-          <w:rStyle w:val="af2"/>
-          <w:rFonts w:hint="eastAsia"/>
-        </w:rPr>
-        <w:annotationRef/>
-      </w:r>
-      <w:r>
-        <w:rPr>
-          <w:rFonts w:hint="eastAsia"/>
-        </w:rPr>
-        <w:t>这样写真的好听吗</w:t>
-      </w:r>
-    </w:p>
-  </w:comment>
-  <w:comment w:id="2" w:author="Civet Ruo" w:date="2026-04-14T23:04:00Z" w:initials="CR">
+  <w:comment w:id="1" w:author="Civet Ruo" w:date="2026-04-14T23:04:00Z" w:initials="CR">
     <w:p>
       <w:pPr>
         <w:pStyle w:val="af3"/>
@@ -1252,7 +1509,7 @@
             <w:rStyle w:val="af8"/>
             <w:rFonts w:hint="eastAsia"/>
           </w:rPr>
-          <w:t>https://sbms.bjmu.edu.cn/xyxw/932569b3065a4df7aec0afe9e7803e2e.htm</w:t>
+          <w:t>https://www.cell.com/cell-stem-cell/fulltext/S1934-5909(25)00221-8</w:t>
         </w:r>
       </w:hyperlink>
     </w:p>
@@ -1263,7 +1520,6 @@
 <file path=word/commentsExtended.xml><?xml version="1.0" encoding="utf-8"?>
 <w15:commentsEx xmlns:wpc="http://schemas.microsoft.com/office/word/2010/wordprocessingCanvas" xmlns:cx="http://schemas.microsoft.com/office/drawing/2014/chartex" xmlns:cx1="http://schemas.microsoft.com/office/drawing/2015/9/8/chartex" xmlns:cx2="http://schemas.microsoft.com/office/drawing/2015/10/21/chartex" xmlns:cx3="http://schemas.microsoft.com/office/drawing/2016/5/9/chartex" xmlns:cx4="http://schemas.microsoft.com/office/drawing/2016/5/10/chartex" xmlns:cx5="http://schemas.microsoft.com/office/drawing/2016/5/11/chartex" xmlns:cx6="http://schemas.microsoft.com/office/drawing/2016/5/12/chartex" xmlns:cx7="http://schemas.microsoft.com/office/drawing/2016/5/13/chartex" xmlns:cx8="http://schemas.microsoft.com/office/drawing/2016/5/14/chartex" xmlns:mc="http://schemas.openxmlformats.org/markup-compatibility/2006" xmlns:aink="http://schemas.microsoft.com/office/drawing/2016/ink" xmlns:am3d="http://schemas.microsoft.com/office/drawing/2017/model3d" xmlns:o="urn:schemas-microsoft-com:office:office" xmlns:oel="http://schemas.microsoft.com/office/2019/extlst" xmlns:r="http://schemas.openxmlformats.org/officeDocument/2006/relationships" xmlns:m="http://schemas.openxmlformats.org/officeDocument/2006/math" xmlns:v="urn:schemas-microsoft-com:vml" xmlns:wp14="http://schemas.microsoft.com/office/word/2010/wordprocessingDrawing" xmlns:wp="http://schemas.openxmlformats.org/drawingml/2006/wordprocessingDrawing" xmlns:w10="urn:schemas-microsoft-com:office:word" xmlns:w="http://schemas.openxmlformats.org/wordprocessingml/2006/main" xmlns:w14="http://schemas.microsoft.com/office/word/2010/wordml" xmlns:w15="http://schemas.microsoft.com/office/word/2012/wordml" xmlns:w16cex="http://schemas.microsoft.com/office/word/2018/wordml/cex" xmlns:w16cid="http://schemas.microsoft.com/office/word/2016/wordml/cid" xmlns:w16="http://schemas.microsoft.com/office/word/2018/wordml" xmlns:w16du="http://schemas.microsoft.com/office/word/2023/wordml/word16du" xmlns:w16sdtdh="http://schemas.microsoft.com/office/word/2020/wordml/sdtdatahash" xmlns:w16sdtfl="http://schemas.microsoft.com/office/word/2024/wordml/sdtformatlock" xmlns:w16se="http://schemas.microsoft.com/office/word/2015/wordml/symex" xmlns:wpg="http://schemas.microsoft.com/office/word/2010/wordprocessingGroup" xmlns:wpi="http://schemas.microsoft.com/office/word/2010/wordprocessingInk" xmlns:wne="http://schemas.microsoft.com/office/word/2006/wordml" xmlns:wps="http://schemas.microsoft.com/office/word/2010/wordprocessingShape" mc:Ignorable="w14 w15 w16se w16cid w16 w16cex w16sdtdh w16sdtfl w16du wp14">
   <w15:commentEx w15:paraId="25331887" w15:done="0"/>
-  <w15:commentEx w15:paraId="45DA2660" w15:done="0"/>
   <w15:commentEx w15:paraId="7EE910B6" w15:done="0"/>
 </w15:commentsEx>
 </file>
@@ -1271,7 +1527,6 @@
 <file path=word/commentsExtensible.xml><?xml version="1.0" encoding="utf-8"?>
 <w16cex:commentsExtensible xmlns:wpc="http://schemas.microsoft.com/office/word/2010/wordprocessingCanvas" xmlns:cx="http://schemas.microsoft.com/office/drawing/2014/chartex" xmlns:cx1="http://schemas.microsoft.com/office/drawing/2015/9/8/chartex" xmlns:cx2="http://schemas.microsoft.com/office/drawing/2015/10/21/chartex" xmlns:cx3="http://schemas.microsoft.com/office/drawing/2016/5/9/chartex" xmlns:cx4="http://schemas.microsoft.com/office/drawing/2016/5/10/chartex" xmlns:cx5="http://schemas.microsoft.com/office/drawing/2016/5/11/chartex" xmlns:cx6="http://schemas.microsoft.com/office/drawing/2016/5/12/chartex" xmlns:cx7="http://schemas.microsoft.com/office/drawing/2016/5/13/chartex" xmlns:cx8="http://schemas.microsoft.com/office/drawing/2016/5/14/chartex" xmlns:cr="http://schemas.microsoft.com/office/comments/2020/reactions" xmlns:mc="http://schemas.openxmlformats.org/markup-compatibility/2006" xmlns:aink="http://schemas.microsoft.com/office/drawing/2016/ink" xmlns:am3d="http://schemas.microsoft.com/office/drawing/2017/model3d" xmlns:o="urn:schemas-microsoft-com:office:office" xmlns:oel="http://schemas.microsoft.com/office/2019/extlst" xmlns:r="http://schemas.openxmlformats.org/officeDocument/2006/relationships" xmlns:m="http://schemas.openxmlformats.org/officeDocument/2006/math" xmlns:v="urn:schemas-microsoft-com:vml" xmlns:wp14="http://schemas.microsoft.com/office/word/2010/wordprocessingDrawing" xmlns:wp="http://schemas.openxmlformats.org/drawingml/2006/wordprocessingDrawing" xmlns:w10="urn:schemas-microsoft-com:office:word" xmlns:w="http://schemas.openxmlformats.org/wordprocessingml/2006/main" xmlns:w14="http://schemas.microsoft.com/office/word/2010/wordml" xmlns:w15="http://schemas.microsoft.com/office/word/2012/wordml" xmlns:w16cex="http://schemas.microsoft.com/office/word/2018/wordml/cex" xmlns:w16cid="http://schemas.microsoft.com/office/word/2016/wordml/cid" xmlns:w16="http://schemas.microsoft.com/office/word/2018/wordml" xmlns:w16du="http://schemas.microsoft.com/office/word/2023/wordml/word16du" xmlns:w16sdtdh="http://schemas.microsoft.com/office/word/2020/wordml/sdtdatahash" xmlns:w16sdtfl="http://schemas.microsoft.com/office/word/2024/wordml/sdtformatlock" xmlns:w16se="http://schemas.microsoft.com/office/word/2015/wordml/symex" xmlns:wpg="http://schemas.microsoft.com/office/word/2010/wordprocessingGroup" xmlns:wpi="http://schemas.microsoft.com/office/word/2010/wordprocessingInk" xmlns:wne="http://schemas.microsoft.com/office/word/2006/wordml" xmlns:wps="http://schemas.microsoft.com/office/word/2010/wordprocessingShape" mc:Ignorable="w14 w15 w16se w16cid w16 w16cex w16sdtdh w16sdtfl cr w16du wp14">
   <w16cex:commentExtensible w16cex:durableId="0AC9323C" w16cex:dateUtc="2026-04-13T15:19:00Z"/>
-  <w16cex:commentExtensible w16cex:durableId="33DF3FC8" w16cex:dateUtc="2026-04-14T13:41:00Z"/>
   <w16cex:commentExtensible w16cex:durableId="1577BF03" w16cex:dateUtc="2026-04-14T15:04:00Z"/>
 </w16cex:commentsExtensible>
 </file>
@@ -1279,7 +1534,6 @@
 <file path=word/commentsIds.xml><?xml version="1.0" encoding="utf-8"?>
 <w16cid:commentsIds xmlns:wpc="http://schemas.microsoft.com/office/word/2010/wordprocessingCanvas" xmlns:cx="http://schemas.microsoft.com/office/drawing/2014/chartex" xmlns:cx1="http://schemas.microsoft.com/office/drawing/2015/9/8/chartex" xmlns:cx2="http://schemas.microsoft.com/office/drawing/2015/10/21/chartex" xmlns:cx3="http://schemas.microsoft.com/office/drawing/2016/5/9/chartex" xmlns:cx4="http://schemas.microsoft.com/office/drawing/2016/5/10/chartex" xmlns:cx5="http://schemas.microsoft.com/office/drawing/2016/5/11/chartex" xmlns:cx6="http://schemas.microsoft.com/office/drawing/2016/5/12/chartex" xmlns:cx7="http://schemas.microsoft.com/office/drawing/2016/5/13/chartex" xmlns:cx8="http://schemas.microsoft.com/office/drawing/2016/5/14/chartex" xmlns:mc="http://schemas.openxmlformats.org/markup-compatibility/2006" xmlns:aink="http://schemas.microsoft.com/office/drawing/2016/ink" xmlns:am3d="http://schemas.microsoft.com/office/drawing/2017/model3d" xmlns:o="urn:schemas-microsoft-com:office:office" xmlns:oel="http://schemas.microsoft.com/office/2019/extlst" xmlns:r="http://schemas.openxmlformats.org/officeDocument/2006/relationships" xmlns:m="http://schemas.openxmlformats.org/officeDocument/2006/math" xmlns:v="urn:schemas-microsoft-com:vml" xmlns:wp14="http://schemas.microsoft.com/office/word/2010/wordprocessingDrawing" xmlns:wp="http://schemas.openxmlformats.org/drawingml/2006/wordprocessingDrawing" xmlns:w10="urn:schemas-microsoft-com:office:word" xmlns:w="http://schemas.openxmlformats.org/wordprocessingml/2006/main" xmlns:w14="http://schemas.microsoft.com/office/word/2010/wordml" xmlns:w15="http://schemas.microsoft.com/office/word/2012/wordml" xmlns:w16cex="http://schemas.microsoft.com/office/word/2018/wordml/cex" xmlns:w16cid="http://schemas.microsoft.com/office/word/2016/wordml/cid" xmlns:w16="http://schemas.microsoft.com/office/word/2018/wordml" xmlns:w16du="http://schemas.microsoft.com/office/word/2023/wordml/word16du" xmlns:w16sdtdh="http://schemas.microsoft.com/office/word/2020/wordml/sdtdatahash" xmlns:w16sdtfl="http://schemas.microsoft.com/office/word/2024/wordml/sdtformatlock" xmlns:w16se="http://schemas.microsoft.com/office/word/2015/wordml/symex" xmlns:wpg="http://schemas.microsoft.com/office/word/2010/wordprocessingGroup" xmlns:wpi="http://schemas.microsoft.com/office/word/2010/wordprocessingInk" xmlns:wne="http://schemas.microsoft.com/office/word/2006/wordml" xmlns:wps="http://schemas.microsoft.com/office/word/2010/wordprocessingShape" mc:Ignorable="w14 w15 w16se w16cid w16 w16cex w16sdtdh w16sdtfl w16du wp14">
   <w16cid:commentId w16cid:paraId="25331887" w16cid:durableId="0AC9323C"/>
-  <w16cid:commentId w16cid:paraId="45DA2660" w16cid:durableId="33DF3FC8"/>
   <w16cid:commentId w16cid:paraId="7EE910B6" w16cid:durableId="1577BF03"/>
 </w16cid:commentsIds>
 </file>
